--- a/종합설계기획 발표 자료/졸작논문.docx
+++ b/종합설계기획 발표 자료/졸작논문.docx
@@ -1,6 +1,6 @@
 
 <file path=word/document.xml><?xml version="1.0" encoding="utf-8"?>
-<w:document xmlns:wpc="http://schemas.microsoft.com/office/word/2010/wordprocessingCanvas" xmlns:cx="http://schemas.microsoft.com/office/drawing/2014/chartex" xmlns:cx1="http://schemas.microsoft.com/office/drawing/2015/9/8/chartex" xmlns:cx2="http://schemas.microsoft.com/office/drawing/2015/10/21/chartex" xmlns:cx3="http://schemas.microsoft.com/office/drawing/2016/5/9/chartex" xmlns:cx4="http://schemas.microsoft.com/office/drawing/2016/5/10/chartex" xmlns:cx5="http://schemas.microsoft.com/office/drawing/2016/5/11/chartex" xmlns:cx6="http://schemas.microsoft.com/office/drawing/2016/5/12/chartex" xmlns:cx7="http://schemas.microsoft.com/office/drawing/2016/5/13/chartex" xmlns:cx8="http://schemas.microsoft.com/office/drawing/2016/5/14/chartex" xmlns:mc="http://schemas.openxmlformats.org/markup-compatibility/2006" xmlns:aink="http://schemas.microsoft.com/office/drawing/2016/ink" xmlns:am3d="http://schemas.microsoft.com/office/drawing/2017/model3d" xmlns:o="urn:schemas-microsoft-com:office:office" xmlns:oel="http://schemas.microsoft.com/office/2019/extlst" xmlns:r="http://schemas.openxmlformats.org/officeDocument/2006/relationships" xmlns:m="http://schemas.openxmlformats.org/officeDocument/2006/math" xmlns:v="urn:schemas-microsoft-com:vml" xmlns:wp14="http://schemas.microsoft.com/office/word/2010/wordprocessingDrawing" xmlns:wp="http://schemas.openxmlformats.org/drawingml/2006/wordprocessingDrawing" xmlns:w10="urn:schemas-microsoft-com:office:word" xmlns:w="http://schemas.openxmlformats.org/wordprocessingml/2006/main" xmlns:w14="http://schemas.microsoft.com/office/word/2010/wordml" xmlns:w15="http://schemas.microsoft.com/office/word/2012/wordml" xmlns:w16cex="http://schemas.microsoft.com/office/word/2018/wordml/cex" xmlns:w16cid="http://schemas.microsoft.com/office/word/2016/wordml/cid" xmlns:w16="http://schemas.microsoft.com/office/word/2018/wordml" xmlns:w16du="http://schemas.microsoft.com/office/word/2023/wordml/word16du" xmlns:w16sdtdh="http://schemas.microsoft.com/office/word/2020/wordml/sdtdatahash" xmlns:w16se="http://schemas.microsoft.com/office/word/2015/wordml/symex" xmlns:wpg="http://schemas.microsoft.com/office/word/2010/wordprocessingGroup" xmlns:wpi="http://schemas.microsoft.com/office/word/2010/wordprocessingInk" xmlns:wne="http://schemas.microsoft.com/office/word/2006/wordml" xmlns:wps="http://schemas.microsoft.com/office/word/2010/wordprocessingShape" mc:Ignorable="w14 w15 w16se w16cid w16 w16cex w16sdtdh w16du wp14">
+<w:document xmlns:wpc="http://schemas.microsoft.com/office/word/2010/wordprocessingCanvas" xmlns:cx="http://schemas.microsoft.com/office/drawing/2014/chartex" xmlns:cx1="http://schemas.microsoft.com/office/drawing/2015/9/8/chartex" xmlns:cx2="http://schemas.microsoft.com/office/drawing/2015/10/21/chartex" xmlns:cx3="http://schemas.microsoft.com/office/drawing/2016/5/9/chartex" xmlns:cx4="http://schemas.microsoft.com/office/drawing/2016/5/10/chartex" xmlns:cx5="http://schemas.microsoft.com/office/drawing/2016/5/11/chartex" xmlns:cx6="http://schemas.microsoft.com/office/drawing/2016/5/12/chartex" xmlns:cx7="http://schemas.microsoft.com/office/drawing/2016/5/13/chartex" xmlns:cx8="http://schemas.microsoft.com/office/drawing/2016/5/14/chartex" xmlns:mc="http://schemas.openxmlformats.org/markup-compatibility/2006" xmlns:aink="http://schemas.microsoft.com/office/drawing/2016/ink" xmlns:am3d="http://schemas.microsoft.com/office/drawing/2017/model3d" xmlns:o="urn:schemas-microsoft-com:office:office" xmlns:oel="http://schemas.microsoft.com/office/2019/extlst" xmlns:r="http://schemas.openxmlformats.org/officeDocument/2006/relationships" xmlns:m="http://schemas.openxmlformats.org/officeDocument/2006/math" xmlns:v="urn:schemas-microsoft-com:vml" xmlns:wp14="http://schemas.microsoft.com/office/word/2010/wordprocessingDrawing" xmlns:wp="http://schemas.openxmlformats.org/drawingml/2006/wordprocessingDrawing" xmlns:w10="urn:schemas-microsoft-com:office:word" xmlns:w="http://schemas.openxmlformats.org/wordprocessingml/2006/main" xmlns:w14="http://schemas.microsoft.com/office/word/2010/wordml" xmlns:w15="http://schemas.microsoft.com/office/word/2012/wordml" xmlns:w16cex="http://schemas.microsoft.com/office/word/2018/wordml/cex" xmlns:w16cid="http://schemas.microsoft.com/office/word/2016/wordml/cid" xmlns:w16="http://schemas.microsoft.com/office/word/2018/wordml" xmlns:w16du="http://schemas.microsoft.com/office/word/2023/wordml/word16du" xmlns:w16sdtdh="http://schemas.microsoft.com/office/word/2020/wordml/sdtdatahash" xmlns:w16sdtfl="http://schemas.microsoft.com/office/word/2024/wordml/sdtformatlock" xmlns:w16se="http://schemas.microsoft.com/office/word/2015/wordml/symex" xmlns:wpg="http://schemas.microsoft.com/office/word/2010/wordprocessingGroup" xmlns:wpi="http://schemas.microsoft.com/office/word/2010/wordprocessingInk" xmlns:wne="http://schemas.microsoft.com/office/word/2006/wordml" xmlns:wps="http://schemas.microsoft.com/office/word/2010/wordprocessingShape" mc:Ignorable="w14 w15 w16se w16cid w16 w16cex w16sdtdh w16sdtfl w16du wp14">
   <w:body>
     <w:p>
       <w:pPr>
@@ -35,8 +35,13 @@
         <w:jc w:val="center"/>
       </w:pPr>
       <w:r>
-        <w:t>임수영, 임채은</w:t>
-      </w:r>
+        <w:t xml:space="preserve">임수영, </w:t>
+      </w:r>
+      <w:proofErr w:type="spellStart"/>
+      <w:r>
+        <w:t>임채은</w:t>
+      </w:r>
+      <w:proofErr w:type="spellEnd"/>
       <w:r>
         <w:rPr>
           <w:vertAlign w:val="superscript"/>
@@ -44,13 +49,8 @@
         <w:t>°</w:t>
       </w:r>
       <w:r>
-        <w:t xml:space="preserve">, </w:t>
-      </w:r>
-      <w:proofErr w:type="spellStart"/>
-      <w:r>
-        <w:t>윤이하나</w:t>
-      </w:r>
-      <w:proofErr w:type="spellEnd"/>
+        <w:t>, 윤이하나</w:t>
+      </w:r>
     </w:p>
     <w:p>
       <w:pPr>
@@ -641,7 +641,7 @@
           <w:szCs w:val="21"/>
         </w:rPr>
         <w:drawing>
-          <wp:inline distT="0" distB="0" distL="0" distR="0" wp14:anchorId="5A58AD84" wp14:editId="5AB41215">
+          <wp:inline distT="0" distB="0" distL="0" distR="0" wp14:anchorId="5A58AD84" wp14:editId="0C1405E6">
             <wp:extent cx="2565400" cy="2426970"/>
             <wp:effectExtent l="0" t="0" r="6350" b="0"/>
             <wp:docPr id="561464968" name="그림 8" descr="텍스트, 스크린샷, 도표, 번호이(가) 표시된 사진&#10;&#10;자동 생성된 설명"/>
@@ -1603,7 +1603,22 @@
           <w:sz w:val="18"/>
           <w:szCs w:val="18"/>
         </w:rPr>
-        <w:t xml:space="preserve"> 난이도를 결정하기 위해, 이전 스테이지에서 누적된 플레이어들의 부정적 감정 데이터(Happy, Sad, Neutral 유지 시간)를 기반으로 다음 수식을 통해 연산한다.</w:t>
+        <w:t xml:space="preserve"> 난이도를 결정하기 위해, 이전 스테이지에서 누적된 플레이어들의 부정적 감정 데이터(</w:t>
+      </w:r>
+      <w:r>
+        <w:rPr>
+          <w:rFonts w:hint="eastAsia"/>
+          <w:sz w:val="18"/>
+          <w:szCs w:val="18"/>
+        </w:rPr>
+        <w:t xml:space="preserve">Fear, Surprise, Sad </w:t>
+      </w:r>
+      <w:r>
+        <w:rPr>
+          <w:sz w:val="18"/>
+          <w:szCs w:val="18"/>
+        </w:rPr>
+        <w:t>유지 시간)를 기반으로 다음 수식을 통해 연산한다.</w:t>
       </w:r>
     </w:p>
     <w:p>
@@ -1618,61 +1633,180 @@
           <w:szCs w:val="18"/>
         </w:rPr>
       </w:pPr>
-      <w:r>
-        <w:rPr>
-          <w:noProof/>
-          <w:sz w:val="18"/>
-          <w:szCs w:val="18"/>
-        </w:rPr>
-        <w:drawing>
-          <wp:inline distT="0" distB="0" distL="0" distR="0" wp14:anchorId="05F219C1" wp14:editId="20E95D3B">
-            <wp:extent cx="1569493" cy="534121"/>
-            <wp:effectExtent l="0" t="0" r="0" b="0"/>
-            <wp:docPr id="1981151846" name="그림 4" descr="폰트, 텍스트, 라인, 번호이(가) 표시된 사진&#10;&#10;자동 생성된 설명"/>
-            <wp:cNvGraphicFramePr>
-              <a:graphicFrameLocks xmlns:a="http://schemas.openxmlformats.org/drawingml/2006/main" noChangeAspect="1"/>
-            </wp:cNvGraphicFramePr>
-            <a:graphic xmlns:a="http://schemas.openxmlformats.org/drawingml/2006/main">
-              <a:graphicData uri="http://schemas.openxmlformats.org/drawingml/2006/picture">
-                <pic:pic xmlns:pic="http://schemas.openxmlformats.org/drawingml/2006/picture">
-                  <pic:nvPicPr>
-                    <pic:cNvPr id="1981151846" name="그림 4" descr="폰트, 텍스트, 라인, 번호이(가) 표시된 사진&#10;&#10;자동 생성된 설명"/>
-                    <pic:cNvPicPr>
-                      <a:picLocks noChangeAspect="1" noChangeArrowheads="1"/>
-                    </pic:cNvPicPr>
-                  </pic:nvPicPr>
-                  <pic:blipFill>
-                    <a:blip r:embed="rId12">
-                      <a:extLst>
-                        <a:ext uri="{28A0092B-C50C-407E-A947-70E740481C1C}">
-                          <a14:useLocalDpi xmlns:a14="http://schemas.microsoft.com/office/drawing/2010/main" val="0"/>
-                        </a:ext>
-                      </a:extLst>
-                    </a:blip>
-                    <a:srcRect/>
-                    <a:stretch>
-                      <a:fillRect/>
-                    </a:stretch>
-                  </pic:blipFill>
-                  <pic:spPr bwMode="auto">
-                    <a:xfrm>
-                      <a:off x="0" y="0"/>
-                      <a:ext cx="1575557" cy="536185"/>
-                    </a:xfrm>
-                    <a:prstGeom prst="rect">
-                      <a:avLst/>
-                    </a:prstGeom>
-                    <a:noFill/>
-                    <a:ln>
-                      <a:noFill/>
-                    </a:ln>
-                  </pic:spPr>
-                </pic:pic>
-              </a:graphicData>
-            </a:graphic>
-          </wp:inline>
-        </w:drawing>
-      </w:r>
+      <m:oMathPara>
+        <m:oMath>
+          <m:r>
+            <w:rPr>
+              <w:rFonts w:ascii="Cambria Math" w:hAnsi="Cambria Math"/>
+              <w:szCs w:val="22"/>
+            </w:rPr>
+            <m:t xml:space="preserve">D= </m:t>
+          </m:r>
+          <m:f>
+            <m:fPr>
+              <m:ctrlPr>
+                <w:rPr>
+                  <w:rFonts w:ascii="Cambria Math" w:hAnsi="Cambria Math"/>
+                  <w:i/>
+                  <w:szCs w:val="22"/>
+                </w:rPr>
+              </m:ctrlPr>
+            </m:fPr>
+            <m:num>
+              <m:r>
+                <w:rPr>
+                  <w:rFonts w:ascii="Cambria Math" w:hAnsi="Cambria Math"/>
+                  <w:szCs w:val="22"/>
+                </w:rPr>
+                <m:t>1</m:t>
+              </m:r>
+            </m:num>
+            <m:den>
+              <m:sSub>
+                <m:sSubPr>
+                  <m:ctrlPr>
+                    <w:rPr>
+                      <w:rFonts w:ascii="Cambria Math" w:hAnsi="Cambria Math"/>
+                      <w:i/>
+                      <w:szCs w:val="22"/>
+                    </w:rPr>
+                  </m:ctrlPr>
+                </m:sSubPr>
+                <m:e>
+                  <m:r>
+                    <w:rPr>
+                      <w:rFonts w:ascii="Cambria Math" w:hAnsi="Cambria Math"/>
+                      <w:szCs w:val="22"/>
+                    </w:rPr>
+                    <m:t>T</m:t>
+                  </m:r>
+                </m:e>
+                <m:sub>
+                  <m:r>
+                    <w:rPr>
+                      <w:rFonts w:ascii="Cambria Math" w:hAnsi="Cambria Math"/>
+                      <w:szCs w:val="22"/>
+                    </w:rPr>
+                    <m:t>total</m:t>
+                  </m:r>
+                </m:sub>
+              </m:sSub>
+            </m:den>
+          </m:f>
+          <m:nary>
+            <m:naryPr>
+              <m:chr m:val="∑"/>
+              <m:limLoc m:val="undOvr"/>
+              <m:ctrlPr>
+                <w:rPr>
+                  <w:rFonts w:ascii="Cambria Math" w:hAnsi="Cambria Math"/>
+                  <w:i/>
+                  <w:szCs w:val="22"/>
+                </w:rPr>
+              </m:ctrlPr>
+            </m:naryPr>
+            <m:sub>
+              <m:r>
+                <w:rPr>
+                  <w:rFonts w:ascii="Cambria Math" w:hAnsi="Cambria Math"/>
+                  <w:szCs w:val="22"/>
+                </w:rPr>
+                <m:t>i=1</m:t>
+              </m:r>
+            </m:sub>
+            <m:sup>
+              <m:r>
+                <w:rPr>
+                  <w:rFonts w:ascii="Cambria Math" w:hAnsi="Cambria Math"/>
+                  <w:szCs w:val="22"/>
+                </w:rPr>
+                <m:t>n</m:t>
+              </m:r>
+            </m:sup>
+            <m:e>
+              <m:r>
+                <w:rPr>
+                  <w:rFonts w:ascii="Cambria Math" w:hAnsi="Cambria Math"/>
+                  <w:szCs w:val="22"/>
+                </w:rPr>
+                <m:t>(</m:t>
+              </m:r>
+              <m:sSub>
+                <m:sSubPr>
+                  <m:ctrlPr>
+                    <w:rPr>
+                      <w:rFonts w:ascii="Cambria Math" w:hAnsi="Cambria Math"/>
+                      <w:i/>
+                      <w:szCs w:val="22"/>
+                    </w:rPr>
+                  </m:ctrlPr>
+                </m:sSubPr>
+                <m:e>
+                  <m:r>
+                    <w:rPr>
+                      <w:rFonts w:ascii="Cambria Math" w:hAnsi="Cambria Math"/>
+                      <w:szCs w:val="22"/>
+                    </w:rPr>
+                    <m:t>t</m:t>
+                  </m:r>
+                </m:e>
+                <m:sub>
+                  <m:r>
+                    <w:rPr>
+                      <w:rFonts w:ascii="Cambria Math" w:hAnsi="Cambria Math"/>
+                      <w:szCs w:val="22"/>
+                    </w:rPr>
+                    <m:t>i</m:t>
+                  </m:r>
+                </m:sub>
+              </m:sSub>
+              <m:r>
+                <w:rPr>
+                  <w:rFonts w:ascii="Cambria Math" w:hAnsi="Cambria Math"/>
+                  <w:szCs w:val="22"/>
+                </w:rPr>
+                <m:t>∙</m:t>
+              </m:r>
+              <m:sSub>
+                <m:sSubPr>
+                  <m:ctrlPr>
+                    <w:rPr>
+                      <w:rFonts w:ascii="Cambria Math" w:hAnsi="Cambria Math"/>
+                      <w:i/>
+                      <w:szCs w:val="22"/>
+                    </w:rPr>
+                  </m:ctrlPr>
+                </m:sSubPr>
+                <m:e>
+                  <m:r>
+                    <w:rPr>
+                      <w:rFonts w:ascii="Cambria Math" w:hAnsi="Cambria Math"/>
+                      <w:szCs w:val="22"/>
+                    </w:rPr>
+                    <m:t>w</m:t>
+                  </m:r>
+                </m:e>
+                <m:sub>
+                  <m:r>
+                    <w:rPr>
+                      <w:rFonts w:ascii="Cambria Math" w:hAnsi="Cambria Math"/>
+                      <w:szCs w:val="22"/>
+                    </w:rPr>
+                    <m:t>i</m:t>
+                  </m:r>
+                </m:sub>
+              </m:sSub>
+              <m:r>
+                <w:rPr>
+                  <w:rFonts w:ascii="Cambria Math" w:hAnsi="Cambria Math"/>
+                  <w:szCs w:val="22"/>
+                </w:rPr>
+                <m:t>)</m:t>
+              </m:r>
+            </m:e>
+          </m:nary>
+        </m:oMath>
+      </m:oMathPara>
     </w:p>
     <w:p>
       <w:pPr>
@@ -1706,7 +1840,36 @@
           <w:sz w:val="18"/>
           <w:szCs w:val="18"/>
         </w:rPr>
-        <w:t xml:space="preserve">는 플레이어가 맵 내부에 머문 총 시간을 의미한다. n은 분석 대상으로 삼은 부정적 감정의 총 개수(n=3; Happy, Sad, Neutral)이며, </w:t>
+        <w:t xml:space="preserve">는 플레이어가 맵 내부에 머문 총 시간을 의미한다. </w:t>
+      </w:r>
+      <w:r>
+        <w:rPr>
+          <w:sz w:val="18"/>
+          <w:szCs w:val="18"/>
+        </w:rPr>
+        <w:t>N</w:t>
+      </w:r>
+      <w:r>
+        <w:rPr>
+          <w:sz w:val="18"/>
+          <w:szCs w:val="18"/>
+        </w:rPr>
+        <w:t xml:space="preserve">은 분석 대상으로 삼은 부정적 감정의 총 개수(n=3; </w:t>
+      </w:r>
+      <w:r>
+        <w:rPr>
+          <w:rFonts w:hint="eastAsia"/>
+          <w:sz w:val="18"/>
+          <w:szCs w:val="18"/>
+        </w:rPr>
+        <w:t>Fear, Surprise, Sad</w:t>
+      </w:r>
+      <w:r>
+        <w:rPr>
+          <w:sz w:val="18"/>
+          <w:szCs w:val="18"/>
+        </w:rPr>
+        <w:t xml:space="preserve">)이며, </w:t>
       </w:r>
       <w:proofErr w:type="spellStart"/>
       <w:r>
@@ -1793,7 +1956,23 @@
           <w:sz w:val="18"/>
           <w:szCs w:val="18"/>
         </w:rPr>
-        <w:t>정량화 하여</w:t>
+        <w:t>정량화</w:t>
+      </w:r>
+      <w:r>
+        <w:rPr>
+          <w:rFonts w:hint="eastAsia"/>
+          <w:sz w:val="18"/>
+          <w:szCs w:val="18"/>
+        </w:rPr>
+        <w:t xml:space="preserve"> </w:t>
+      </w:r>
+      <w:r>
+        <w:rPr>
+          <w:rFonts w:hint="eastAsia"/>
+          <w:sz w:val="18"/>
+          <w:szCs w:val="18"/>
+        </w:rPr>
+        <w:t>하여</w:t>
       </w:r>
       <w:r>
         <w:rPr>
@@ -1910,7 +2089,7 @@
           <w:sz w:val="18"/>
           <w:szCs w:val="18"/>
         </w:rPr>
-        <w:t xml:space="preserve"> 아니라 게임 플레이 도중에도, 플레이어의 감정 데이터에 따라 몬스터의 </w:t>
+        <w:t xml:space="preserve"> 아니라 게임 플레이 도중에도 플레이어의 감정 데이터에 따라 몬스터의 </w:t>
       </w:r>
       <w:proofErr w:type="spellStart"/>
       <w:r>
@@ -2012,7 +2191,35 @@
           <w:sz w:val="18"/>
           <w:szCs w:val="18"/>
         </w:rPr>
-        <w:t xml:space="preserve"> OpenCV를 통해 실시간으로 추출된 플레이어의 감정 데이터를 게임 내 핵심 상호작용 요소로 활용하였다. 이를 통해 플레이어의 특정 표정에 반응하는 '표정 기반 상호작용'을 구현하였다.</w:t>
+        <w:t xml:space="preserve"> OpenCV를 통해 실시간으로 추출된 플레이어의 감정 데이터를 게임 내 핵심 상호작용 요소로 활용하였다. 이를 통해 플레이어의 특정 표정에 반응하는 </w:t>
+      </w:r>
+      <w:r>
+        <w:rPr>
+          <w:sz w:val="18"/>
+          <w:szCs w:val="18"/>
+        </w:rPr>
+        <w:t>‘</w:t>
+      </w:r>
+      <w:r>
+        <w:rPr>
+          <w:sz w:val="18"/>
+          <w:szCs w:val="18"/>
+        </w:rPr>
+        <w:t>표정 기반 상호작용</w:t>
+      </w:r>
+      <w:r>
+        <w:rPr>
+          <w:sz w:val="18"/>
+          <w:szCs w:val="18"/>
+        </w:rPr>
+        <w:t>’</w:t>
+      </w:r>
+      <w:r>
+        <w:rPr>
+          <w:sz w:val="18"/>
+          <w:szCs w:val="18"/>
+        </w:rPr>
+        <w:t>을 구현하였다.</w:t>
       </w:r>
     </w:p>
     <w:p>
@@ -2103,6 +2310,46 @@
         <w:t>기믹</w:t>
       </w:r>
       <w:proofErr w:type="spellEnd"/>
+    </w:p>
+    <w:p>
+      <w:pPr>
+        <w:tabs>
+          <w:tab w:val="left" w:pos="3600"/>
+        </w:tabs>
+        <w:spacing w:after="0" w:line="336" w:lineRule="auto"/>
+        <w:jc w:val="center"/>
+        <w:rPr>
+          <w:rFonts w:eastAsiaTheme="minorHAnsi"/>
+          <w:sz w:val="17"/>
+          <w:szCs w:val="17"/>
+        </w:rPr>
+      </w:pPr>
+      <w:r>
+        <w:rPr>
+          <w:rFonts w:eastAsiaTheme="minorHAnsi" w:hint="eastAsia"/>
+          <w:sz w:val="17"/>
+          <w:szCs w:val="17"/>
+        </w:rPr>
+        <w:t>[표 1]</w:t>
+      </w:r>
+      <w:r>
+        <w:rPr>
+          <w:rFonts w:eastAsiaTheme="minorHAnsi" w:hint="eastAsia"/>
+          <w:b/>
+          <w:bCs/>
+          <w:sz w:val="17"/>
+          <w:szCs w:val="17"/>
+        </w:rPr>
+        <w:t xml:space="preserve"> </w:t>
+      </w:r>
+      <w:r>
+        <w:rPr>
+          <w:rFonts w:eastAsiaTheme="minorHAnsi" w:hint="eastAsia"/>
+          <w:sz w:val="17"/>
+          <w:szCs w:val="17"/>
+        </w:rPr>
+        <w:t>몬스터 FSM</w:t>
+      </w:r>
     </w:p>
     <w:tbl>
       <w:tblPr>
@@ -2129,12 +2376,14 @@
               <w:bottom w:val="single" w:sz="8" w:space="0" w:color="000000"/>
               <w:right w:val="single" w:sz="8" w:space="0" w:color="000000"/>
             </w:tcBorders>
+            <w:shd w:val="clear" w:color="auto" w:fill="D1D1D1" w:themeFill="background2" w:themeFillShade="E6"/>
             <w:tcMar>
               <w:top w:w="100" w:type="dxa"/>
               <w:left w:w="100" w:type="dxa"/>
               <w:bottom w:w="100" w:type="dxa"/>
               <w:right w:w="100" w:type="dxa"/>
             </w:tcMar>
+            <w:vAlign w:val="center"/>
             <w:hideMark/>
           </w:tcPr>
           <w:p>
@@ -2143,6 +2392,28 @@
                 <w:tab w:val="left" w:pos="3600"/>
               </w:tabs>
               <w:spacing w:after="0"/>
+              <w:jc w:val="center"/>
+              <w:rPr>
+                <w:sz w:val="18"/>
+                <w:szCs w:val="18"/>
+              </w:rPr>
+            </w:pPr>
+            <w:r>
+              <w:rPr>
+                <w:rFonts w:hint="eastAsia"/>
+                <w:sz w:val="18"/>
+                <w:szCs w:val="18"/>
+              </w:rPr>
+              <w:t>몬스터</w:t>
+            </w:r>
+          </w:p>
+          <w:p>
+            <w:pPr>
+              <w:tabs>
+                <w:tab w:val="left" w:pos="3600"/>
+              </w:tabs>
+              <w:spacing w:after="0"/>
+              <w:jc w:val="center"/>
               <w:rPr>
                 <w:sz w:val="18"/>
                 <w:szCs w:val="18"/>
@@ -2166,12 +2437,14 @@
               <w:bottom w:val="single" w:sz="8" w:space="0" w:color="000000"/>
               <w:right w:val="single" w:sz="8" w:space="0" w:color="000000"/>
             </w:tcBorders>
+            <w:shd w:val="clear" w:color="auto" w:fill="D1D1D1" w:themeFill="background2" w:themeFillShade="E6"/>
             <w:tcMar>
               <w:top w:w="100" w:type="dxa"/>
               <w:left w:w="100" w:type="dxa"/>
               <w:bottom w:w="100" w:type="dxa"/>
               <w:right w:w="100" w:type="dxa"/>
             </w:tcMar>
+            <w:vAlign w:val="center"/>
             <w:hideMark/>
           </w:tcPr>
           <w:p>
@@ -2180,6 +2453,7 @@
                 <w:tab w:val="left" w:pos="3600"/>
               </w:tabs>
               <w:spacing w:after="0"/>
+              <w:jc w:val="center"/>
               <w:rPr>
                 <w:sz w:val="18"/>
                 <w:szCs w:val="18"/>
@@ -2211,6 +2485,7 @@
               <w:bottom w:w="100" w:type="dxa"/>
               <w:right w:w="100" w:type="dxa"/>
             </w:tcMar>
+            <w:vAlign w:val="center"/>
             <w:hideMark/>
           </w:tcPr>
           <w:p>
@@ -2219,6 +2494,7 @@
                 <w:tab w:val="left" w:pos="3600"/>
               </w:tabs>
               <w:spacing w:after="0"/>
+              <w:jc w:val="center"/>
               <w:rPr>
                 <w:sz w:val="18"/>
                 <w:szCs w:val="18"/>
@@ -2238,6 +2514,7 @@
                 <w:tab w:val="left" w:pos="3600"/>
               </w:tabs>
               <w:spacing w:after="0"/>
+              <w:jc w:val="center"/>
               <w:rPr>
                 <w:sz w:val="18"/>
                 <w:szCs w:val="18"/>
@@ -2285,7 +2562,37 @@
                 <w:sz w:val="18"/>
                 <w:szCs w:val="18"/>
               </w:rPr>
-              <w:t xml:space="preserve"> 특정 감정 표정 Happy, Neutral, Sad를 가위바위보의 패로 매핑하여 플레이어가 입력한 표정에 따라 표정 가위바위보의 승패를 판정한다. 게임의 결과에 따라 Win, Lose, Draw 상태로 전이되며 보상과 페널티를 제공한다.</w:t>
+              <w:t>특정 감정 표정 Happy, Neutral, Sad를 가위바위보의 패로 매핑하여 플레이어가 입력한 표정에 따라 표정 가위바위보의 승패를 판정한다. 게임의 결과에 따라 Win, Lose, Draw 상태로 전이되</w:t>
+            </w:r>
+            <w:r>
+              <w:rPr>
+                <w:rFonts w:hint="eastAsia"/>
+                <w:sz w:val="18"/>
+                <w:szCs w:val="18"/>
+              </w:rPr>
+              <w:t>고,</w:t>
+            </w:r>
+            <w:r>
+              <w:rPr>
+                <w:sz w:val="18"/>
+                <w:szCs w:val="18"/>
+              </w:rPr>
+              <w:t xml:space="preserve"> 보상</w:t>
+            </w:r>
+            <w:r>
+              <w:rPr>
+                <w:rFonts w:hint="eastAsia"/>
+                <w:sz w:val="18"/>
+                <w:szCs w:val="18"/>
+              </w:rPr>
+              <w:t>이나</w:t>
+            </w:r>
+            <w:r>
+              <w:rPr>
+                <w:sz w:val="18"/>
+                <w:szCs w:val="18"/>
+              </w:rPr>
+              <w:t xml:space="preserve"> 페널티를 제공한다.</w:t>
             </w:r>
           </w:p>
         </w:tc>
@@ -2306,6 +2613,7 @@
               <w:bottom w:w="100" w:type="dxa"/>
               <w:right w:w="100" w:type="dxa"/>
             </w:tcMar>
+            <w:vAlign w:val="center"/>
             <w:hideMark/>
           </w:tcPr>
           <w:p>
@@ -2314,6 +2622,7 @@
                 <w:tab w:val="left" w:pos="3600"/>
               </w:tabs>
               <w:spacing w:after="0"/>
+              <w:jc w:val="center"/>
               <w:rPr>
                 <w:sz w:val="18"/>
                 <w:szCs w:val="18"/>
@@ -2326,12 +2635,24 @@
               </w:rPr>
               <w:t>Trash</w:t>
             </w:r>
+          </w:p>
+          <w:p>
+            <w:pPr>
+              <w:tabs>
+                <w:tab w:val="left" w:pos="3600"/>
+              </w:tabs>
+              <w:spacing w:after="0"/>
+              <w:jc w:val="center"/>
+              <w:rPr>
+                <w:sz w:val="18"/>
+                <w:szCs w:val="18"/>
+              </w:rPr>
+            </w:pPr>
             <w:r>
               <w:rPr>
                 <w:sz w:val="18"/>
                 <w:szCs w:val="18"/>
               </w:rPr>
-              <w:br/>
               <w:t>Collector</w:t>
             </w:r>
           </w:p>
@@ -2369,7 +2690,7 @@
                 <w:sz w:val="18"/>
                 <w:szCs w:val="18"/>
               </w:rPr>
-              <w:t xml:space="preserve"> 몬스터가 훔친 자원 개수와 플레이어의 표정을 복합적으로 이용한다. 훔친 자원의 개수에 따라 동일한 표정에도 반응이 달라진다.</w:t>
+              <w:t>몬스터가 훔친 자원 개수와 플레이어의 표정을 복합적으로 이용한다. 훔친 자원의 개수에 따라 동일한 표정에도 반응이 달라진다.</w:t>
             </w:r>
           </w:p>
           <w:p>
@@ -2388,7 +2709,7 @@
                 <w:sz w:val="18"/>
                 <w:szCs w:val="18"/>
               </w:rPr>
-              <w:t> 플레이어는 Angry 표정을 짓는 것만으로 몬스터를 위협할 수 있으나, 몬스터가 훔친 자원의 개수가 최대일 경우에는 위협받지 않는다.</w:t>
+              <w:t>플레이어는 Angry 표정을 짓는 것만으로 몬스터를 위협할 수 있으나, 몬스터가 훔친 자원의 개수가 최대일 경우에는 위협받지 않는다.</w:t>
             </w:r>
           </w:p>
         </w:tc>
@@ -2409,6 +2730,7 @@
               <w:bottom w:w="100" w:type="dxa"/>
               <w:right w:w="100" w:type="dxa"/>
             </w:tcMar>
+            <w:vAlign w:val="center"/>
             <w:hideMark/>
           </w:tcPr>
           <w:p>
@@ -2417,6 +2739,7 @@
                 <w:tab w:val="left" w:pos="3600"/>
               </w:tabs>
               <w:spacing w:after="0"/>
+              <w:jc w:val="center"/>
               <w:rPr>
                 <w:sz w:val="18"/>
                 <w:szCs w:val="18"/>
@@ -2464,7 +2787,7 @@
                 <w:sz w:val="18"/>
                 <w:szCs w:val="18"/>
               </w:rPr>
-              <w:t xml:space="preserve"> 게임 시작 후, 맵 안에서 측정한 각 플레이어의 Fear 수치를 비교하여, 가장 공포를 많이 느낀 플레이어 혹은 가장 적게 느낀 플레이어를 추적한다.</w:t>
+              <w:t>게임 시작 후, 맵 안에서 측정한 각 플레이어의 Fear 수치를 비교하여, 가장 공포를 많이 느낀 플레이어 혹은 가장 적게 느낀 플레이어를 추적한다.</w:t>
             </w:r>
           </w:p>
         </w:tc>
@@ -2592,7 +2915,7 @@
                     </pic:cNvPicPr>
                   </pic:nvPicPr>
                   <pic:blipFill>
-                    <a:blip r:embed="rId13" cstate="print">
+                    <a:blip r:embed="rId12" cstate="print">
                       <a:extLst>
                         <a:ext uri="{28A0092B-C50C-407E-A947-70E740481C1C}">
                           <a14:useLocalDpi xmlns:a14="http://schemas.microsoft.com/office/drawing/2010/main" val="0"/>
@@ -2727,7 +3050,7 @@
                     </pic:cNvPicPr>
                   </pic:nvPicPr>
                   <pic:blipFill>
-                    <a:blip r:embed="rId14" cstate="print">
+                    <a:blip r:embed="rId13" cstate="print">
                       <a:extLst>
                         <a:ext uri="{28A0092B-C50C-407E-A947-70E740481C1C}">
                           <a14:useLocalDpi xmlns:a14="http://schemas.microsoft.com/office/drawing/2010/main" val="0"/>
@@ -2928,6 +3251,44 @@
         </w:rPr>
       </w:pPr>
     </w:p>
+    <w:p>
+      <w:pPr>
+        <w:tabs>
+          <w:tab w:val="left" w:pos="3600"/>
+        </w:tabs>
+        <w:spacing w:after="0" w:line="336" w:lineRule="auto"/>
+        <w:jc w:val="center"/>
+        <w:rPr>
+          <w:rFonts w:eastAsiaTheme="minorHAnsi"/>
+          <w:sz w:val="17"/>
+          <w:szCs w:val="17"/>
+        </w:rPr>
+      </w:pPr>
+      <w:r>
+        <w:rPr>
+          <w:rFonts w:eastAsiaTheme="minorHAnsi" w:hint="eastAsia"/>
+          <w:sz w:val="17"/>
+          <w:szCs w:val="17"/>
+        </w:rPr>
+        <w:t xml:space="preserve">[표 </w:t>
+      </w:r>
+      <w:r>
+        <w:rPr>
+          <w:rFonts w:eastAsiaTheme="minorHAnsi" w:hint="eastAsia"/>
+          <w:sz w:val="17"/>
+          <w:szCs w:val="17"/>
+        </w:rPr>
+        <w:t>2</w:t>
+      </w:r>
+      <w:r>
+        <w:rPr>
+          <w:rFonts w:eastAsiaTheme="minorHAnsi" w:hint="eastAsia"/>
+          <w:sz w:val="17"/>
+          <w:szCs w:val="17"/>
+        </w:rPr>
+        <w:t>]</w:t>
+      </w:r>
+    </w:p>
     <w:tbl>
       <w:tblPr>
         <w:tblW w:w="0" w:type="auto"/>
@@ -2953,12 +3314,14 @@
               <w:bottom w:val="single" w:sz="8" w:space="0" w:color="000000"/>
               <w:right w:val="single" w:sz="8" w:space="0" w:color="000000"/>
             </w:tcBorders>
+            <w:shd w:val="clear" w:color="auto" w:fill="D1D1D1" w:themeFill="background2" w:themeFillShade="E6"/>
             <w:tcMar>
               <w:top w:w="100" w:type="dxa"/>
               <w:left w:w="100" w:type="dxa"/>
               <w:bottom w:w="100" w:type="dxa"/>
               <w:right w:w="100" w:type="dxa"/>
             </w:tcMar>
+            <w:vAlign w:val="center"/>
             <w:hideMark/>
           </w:tcPr>
           <w:p>
@@ -2967,6 +3330,7 @@
                 <w:tab w:val="left" w:pos="3600"/>
               </w:tabs>
               <w:spacing w:after="0"/>
+              <w:jc w:val="center"/>
               <w:rPr>
                 <w:sz w:val="18"/>
                 <w:szCs w:val="18"/>
@@ -2990,12 +3354,14 @@
               <w:bottom w:val="single" w:sz="8" w:space="0" w:color="000000"/>
               <w:right w:val="single" w:sz="8" w:space="0" w:color="000000"/>
             </w:tcBorders>
+            <w:shd w:val="clear" w:color="auto" w:fill="D1D1D1" w:themeFill="background2" w:themeFillShade="E6"/>
             <w:tcMar>
               <w:top w:w="100" w:type="dxa"/>
               <w:left w:w="100" w:type="dxa"/>
               <w:bottom w:w="100" w:type="dxa"/>
               <w:right w:w="100" w:type="dxa"/>
             </w:tcMar>
+            <w:vAlign w:val="center"/>
             <w:hideMark/>
           </w:tcPr>
           <w:p>
@@ -3004,6 +3370,7 @@
                 <w:tab w:val="left" w:pos="3600"/>
               </w:tabs>
               <w:spacing w:after="0"/>
+              <w:jc w:val="center"/>
               <w:rPr>
                 <w:sz w:val="18"/>
                 <w:szCs w:val="18"/>
@@ -3038,6 +3405,7 @@
               <w:bottom w:w="100" w:type="dxa"/>
               <w:right w:w="100" w:type="dxa"/>
             </w:tcMar>
+            <w:vAlign w:val="center"/>
             <w:hideMark/>
           </w:tcPr>
           <w:p>
@@ -3046,6 +3414,7 @@
                 <w:tab w:val="left" w:pos="3600"/>
               </w:tabs>
               <w:spacing w:after="0"/>
+              <w:jc w:val="center"/>
               <w:rPr>
                 <w:sz w:val="18"/>
                 <w:szCs w:val="18"/>
@@ -3117,6 +3486,7 @@
               <w:bottom w:w="100" w:type="dxa"/>
               <w:right w:w="100" w:type="dxa"/>
             </w:tcMar>
+            <w:vAlign w:val="center"/>
             <w:hideMark/>
           </w:tcPr>
           <w:p>
@@ -3125,6 +3495,7 @@
                 <w:tab w:val="left" w:pos="3600"/>
               </w:tabs>
               <w:spacing w:after="0"/>
+              <w:jc w:val="center"/>
               <w:rPr>
                 <w:sz w:val="18"/>
                 <w:szCs w:val="18"/>
@@ -3197,6 +3568,7 @@
               <w:bottom w:w="100" w:type="dxa"/>
               <w:right w:w="100" w:type="dxa"/>
             </w:tcMar>
+            <w:vAlign w:val="center"/>
             <w:hideMark/>
           </w:tcPr>
           <w:p>
@@ -3205,6 +3577,7 @@
                 <w:tab w:val="left" w:pos="3600"/>
               </w:tabs>
               <w:spacing w:after="0"/>
+              <w:jc w:val="center"/>
               <w:rPr>
                 <w:sz w:val="18"/>
                 <w:szCs w:val="18"/>
@@ -3289,6 +3662,7 @@
               <w:bottom w:w="100" w:type="dxa"/>
               <w:right w:w="100" w:type="dxa"/>
             </w:tcMar>
+            <w:vAlign w:val="center"/>
             <w:hideMark/>
           </w:tcPr>
           <w:p>
@@ -3297,6 +3671,7 @@
                 <w:tab w:val="left" w:pos="3600"/>
               </w:tabs>
               <w:spacing w:after="0"/>
+              <w:jc w:val="center"/>
               <w:rPr>
                 <w:sz w:val="18"/>
                 <w:szCs w:val="18"/>
@@ -3394,7 +3769,7 @@
                     </pic:cNvPicPr>
                   </pic:nvPicPr>
                   <pic:blipFill>
-                    <a:blip r:embed="rId15" cstate="print">
+                    <a:blip r:embed="rId14" cstate="print">
                       <a:extLst>
                         <a:ext uri="{28A0092B-C50C-407E-A947-70E740481C1C}">
                           <a14:useLocalDpi xmlns:a14="http://schemas.microsoft.com/office/drawing/2010/main" val="0"/>
@@ -3965,7 +4340,7 @@
 </file>
 
 <file path=word/endnotes.xml><?xml version="1.0" encoding="utf-8"?>
-<w:endnotes xmlns:wpc="http://schemas.microsoft.com/office/word/2010/wordprocessingCanvas" xmlns:cx="http://schemas.microsoft.com/office/drawing/2014/chartex" xmlns:cx1="http://schemas.microsoft.com/office/drawing/2015/9/8/chartex" xmlns:cx2="http://schemas.microsoft.com/office/drawing/2015/10/21/chartex" xmlns:cx3="http://schemas.microsoft.com/office/drawing/2016/5/9/chartex" xmlns:cx4="http://schemas.microsoft.com/office/drawing/2016/5/10/chartex" xmlns:cx5="http://schemas.microsoft.com/office/drawing/2016/5/11/chartex" xmlns:cx6="http://schemas.microsoft.com/office/drawing/2016/5/12/chartex" xmlns:cx7="http://schemas.microsoft.com/office/drawing/2016/5/13/chartex" xmlns:cx8="http://schemas.microsoft.com/office/drawing/2016/5/14/chartex" xmlns:mc="http://schemas.openxmlformats.org/markup-compatibility/2006" xmlns:aink="http://schemas.microsoft.com/office/drawing/2016/ink" xmlns:am3d="http://schemas.microsoft.com/office/drawing/2017/model3d" xmlns:o="urn:schemas-microsoft-com:office:office" xmlns:oel="http://schemas.microsoft.com/office/2019/extlst" xmlns:r="http://schemas.openxmlformats.org/officeDocument/2006/relationships" xmlns:m="http://schemas.openxmlformats.org/officeDocument/2006/math" xmlns:v="urn:schemas-microsoft-com:vml" xmlns:wp14="http://schemas.microsoft.com/office/word/2010/wordprocessingDrawing" xmlns:wp="http://schemas.openxmlformats.org/drawingml/2006/wordprocessingDrawing" xmlns:w10="urn:schemas-microsoft-com:office:word" xmlns:w="http://schemas.openxmlformats.org/wordprocessingml/2006/main" xmlns:w14="http://schemas.microsoft.com/office/word/2010/wordml" xmlns:w15="http://schemas.microsoft.com/office/word/2012/wordml" xmlns:w16cex="http://schemas.microsoft.com/office/word/2018/wordml/cex" xmlns:w16cid="http://schemas.microsoft.com/office/word/2016/wordml/cid" xmlns:w16="http://schemas.microsoft.com/office/word/2018/wordml" xmlns:w16du="http://schemas.microsoft.com/office/word/2023/wordml/word16du" xmlns:w16sdtdh="http://schemas.microsoft.com/office/word/2020/wordml/sdtdatahash" xmlns:w16se="http://schemas.microsoft.com/office/word/2015/wordml/symex" xmlns:wpg="http://schemas.microsoft.com/office/word/2010/wordprocessingGroup" xmlns:wpi="http://schemas.microsoft.com/office/word/2010/wordprocessingInk" xmlns:wne="http://schemas.microsoft.com/office/word/2006/wordml" xmlns:wps="http://schemas.microsoft.com/office/word/2010/wordprocessingShape" mc:Ignorable="w14 w15 w16se w16cid w16 w16cex w16sdtdh w16du wp14">
+<w:endnotes xmlns:wpc="http://schemas.microsoft.com/office/word/2010/wordprocessingCanvas" xmlns:cx="http://schemas.microsoft.com/office/drawing/2014/chartex" xmlns:cx1="http://schemas.microsoft.com/office/drawing/2015/9/8/chartex" xmlns:cx2="http://schemas.microsoft.com/office/drawing/2015/10/21/chartex" xmlns:cx3="http://schemas.microsoft.com/office/drawing/2016/5/9/chartex" xmlns:cx4="http://schemas.microsoft.com/office/drawing/2016/5/10/chartex" xmlns:cx5="http://schemas.microsoft.com/office/drawing/2016/5/11/chartex" xmlns:cx6="http://schemas.microsoft.com/office/drawing/2016/5/12/chartex" xmlns:cx7="http://schemas.microsoft.com/office/drawing/2016/5/13/chartex" xmlns:cx8="http://schemas.microsoft.com/office/drawing/2016/5/14/chartex" xmlns:mc="http://schemas.openxmlformats.org/markup-compatibility/2006" xmlns:aink="http://schemas.microsoft.com/office/drawing/2016/ink" xmlns:am3d="http://schemas.microsoft.com/office/drawing/2017/model3d" xmlns:o="urn:schemas-microsoft-com:office:office" xmlns:oel="http://schemas.microsoft.com/office/2019/extlst" xmlns:r="http://schemas.openxmlformats.org/officeDocument/2006/relationships" xmlns:m="http://schemas.openxmlformats.org/officeDocument/2006/math" xmlns:v="urn:schemas-microsoft-com:vml" xmlns:wp14="http://schemas.microsoft.com/office/word/2010/wordprocessingDrawing" xmlns:wp="http://schemas.openxmlformats.org/drawingml/2006/wordprocessingDrawing" xmlns:w10="urn:schemas-microsoft-com:office:word" xmlns:w="http://schemas.openxmlformats.org/wordprocessingml/2006/main" xmlns:w14="http://schemas.microsoft.com/office/word/2010/wordml" xmlns:w15="http://schemas.microsoft.com/office/word/2012/wordml" xmlns:w16cex="http://schemas.microsoft.com/office/word/2018/wordml/cex" xmlns:w16cid="http://schemas.microsoft.com/office/word/2016/wordml/cid" xmlns:w16="http://schemas.microsoft.com/office/word/2018/wordml" xmlns:w16du="http://schemas.microsoft.com/office/word/2023/wordml/word16du" xmlns:w16sdtdh="http://schemas.microsoft.com/office/word/2020/wordml/sdtdatahash" xmlns:w16sdtfl="http://schemas.microsoft.com/office/word/2024/wordml/sdtformatlock" xmlns:w16se="http://schemas.microsoft.com/office/word/2015/wordml/symex" xmlns:wpg="http://schemas.microsoft.com/office/word/2010/wordprocessingGroup" xmlns:wpi="http://schemas.microsoft.com/office/word/2010/wordprocessingInk" xmlns:wne="http://schemas.microsoft.com/office/word/2006/wordml" xmlns:wps="http://schemas.microsoft.com/office/word/2010/wordprocessingShape" mc:Ignorable="w14 w15 w16se w16cid w16 w16cex w16sdtdh w16sdtfl w16du wp14">
   <w:endnote w:type="separator" w:id="-1">
     <w:p>
       <w:pPr>
@@ -3990,7 +4365,7 @@
 </file>
 
 <file path=word/footer1.xml><?xml version="1.0" encoding="utf-8"?>
-<w:ftr xmlns:wpc="http://schemas.microsoft.com/office/word/2010/wordprocessingCanvas" xmlns:cx="http://schemas.microsoft.com/office/drawing/2014/chartex" xmlns:cx1="http://schemas.microsoft.com/office/drawing/2015/9/8/chartex" xmlns:cx2="http://schemas.microsoft.com/office/drawing/2015/10/21/chartex" xmlns:cx3="http://schemas.microsoft.com/office/drawing/2016/5/9/chartex" xmlns:cx4="http://schemas.microsoft.com/office/drawing/2016/5/10/chartex" xmlns:cx5="http://schemas.microsoft.com/office/drawing/2016/5/11/chartex" xmlns:cx6="http://schemas.microsoft.com/office/drawing/2016/5/12/chartex" xmlns:cx7="http://schemas.microsoft.com/office/drawing/2016/5/13/chartex" xmlns:cx8="http://schemas.microsoft.com/office/drawing/2016/5/14/chartex" xmlns:mc="http://schemas.openxmlformats.org/markup-compatibility/2006" xmlns:aink="http://schemas.microsoft.com/office/drawing/2016/ink" xmlns:am3d="http://schemas.microsoft.com/office/drawing/2017/model3d" xmlns:o="urn:schemas-microsoft-com:office:office" xmlns:oel="http://schemas.microsoft.com/office/2019/extlst" xmlns:r="http://schemas.openxmlformats.org/officeDocument/2006/relationships" xmlns:m="http://schemas.openxmlformats.org/officeDocument/2006/math" xmlns:v="urn:schemas-microsoft-com:vml" xmlns:wp14="http://schemas.microsoft.com/office/word/2010/wordprocessingDrawing" xmlns:wp="http://schemas.openxmlformats.org/drawingml/2006/wordprocessingDrawing" xmlns:w10="urn:schemas-microsoft-com:office:word" xmlns:w="http://schemas.openxmlformats.org/wordprocessingml/2006/main" xmlns:w14="http://schemas.microsoft.com/office/word/2010/wordml" xmlns:w15="http://schemas.microsoft.com/office/word/2012/wordml" xmlns:w16cex="http://schemas.microsoft.com/office/word/2018/wordml/cex" xmlns:w16cid="http://schemas.microsoft.com/office/word/2016/wordml/cid" xmlns:w16="http://schemas.microsoft.com/office/word/2018/wordml" xmlns:w16du="http://schemas.microsoft.com/office/word/2023/wordml/word16du" xmlns:w16sdtdh="http://schemas.microsoft.com/office/word/2020/wordml/sdtdatahash" xmlns:w16se="http://schemas.microsoft.com/office/word/2015/wordml/symex" xmlns:wpg="http://schemas.microsoft.com/office/word/2010/wordprocessingGroup" xmlns:wpi="http://schemas.microsoft.com/office/word/2010/wordprocessingInk" xmlns:wne="http://schemas.microsoft.com/office/word/2006/wordml" xmlns:wps="http://schemas.microsoft.com/office/word/2010/wordprocessingShape" mc:Ignorable="w14 w15 w16se w16cid w16 w16cex w16sdtdh w16du wp14">
+<w:ftr xmlns:wpc="http://schemas.microsoft.com/office/word/2010/wordprocessingCanvas" xmlns:cx="http://schemas.microsoft.com/office/drawing/2014/chartex" xmlns:cx1="http://schemas.microsoft.com/office/drawing/2015/9/8/chartex" xmlns:cx2="http://schemas.microsoft.com/office/drawing/2015/10/21/chartex" xmlns:cx3="http://schemas.microsoft.com/office/drawing/2016/5/9/chartex" xmlns:cx4="http://schemas.microsoft.com/office/drawing/2016/5/10/chartex" xmlns:cx5="http://schemas.microsoft.com/office/drawing/2016/5/11/chartex" xmlns:cx6="http://schemas.microsoft.com/office/drawing/2016/5/12/chartex" xmlns:cx7="http://schemas.microsoft.com/office/drawing/2016/5/13/chartex" xmlns:cx8="http://schemas.microsoft.com/office/drawing/2016/5/14/chartex" xmlns:mc="http://schemas.openxmlformats.org/markup-compatibility/2006" xmlns:aink="http://schemas.microsoft.com/office/drawing/2016/ink" xmlns:am3d="http://schemas.microsoft.com/office/drawing/2017/model3d" xmlns:o="urn:schemas-microsoft-com:office:office" xmlns:oel="http://schemas.microsoft.com/office/2019/extlst" xmlns:r="http://schemas.openxmlformats.org/officeDocument/2006/relationships" xmlns:m="http://schemas.openxmlformats.org/officeDocument/2006/math" xmlns:v="urn:schemas-microsoft-com:vml" xmlns:wp14="http://schemas.microsoft.com/office/word/2010/wordprocessingDrawing" xmlns:wp="http://schemas.openxmlformats.org/drawingml/2006/wordprocessingDrawing" xmlns:w10="urn:schemas-microsoft-com:office:word" xmlns:w="http://schemas.openxmlformats.org/wordprocessingml/2006/main" xmlns:w14="http://schemas.microsoft.com/office/word/2010/wordml" xmlns:w15="http://schemas.microsoft.com/office/word/2012/wordml" xmlns:w16cex="http://schemas.microsoft.com/office/word/2018/wordml/cex" xmlns:w16cid="http://schemas.microsoft.com/office/word/2016/wordml/cid" xmlns:w16="http://schemas.microsoft.com/office/word/2018/wordml" xmlns:w16du="http://schemas.microsoft.com/office/word/2023/wordml/word16du" xmlns:w16sdtdh="http://schemas.microsoft.com/office/word/2020/wordml/sdtdatahash" xmlns:w16sdtfl="http://schemas.microsoft.com/office/word/2024/wordml/sdtformatlock" xmlns:w16se="http://schemas.microsoft.com/office/word/2015/wordml/symex" xmlns:wpg="http://schemas.microsoft.com/office/word/2010/wordprocessingGroup" xmlns:wpi="http://schemas.microsoft.com/office/word/2010/wordprocessingInk" xmlns:wne="http://schemas.microsoft.com/office/word/2006/wordml" xmlns:wps="http://schemas.microsoft.com/office/word/2010/wordprocessingShape" mc:Ignorable="w14 w15 w16se w16cid w16 w16cex w16sdtdh w16sdtfl w16du wp14">
   <w:p>
     <w:pPr>
       <w:pStyle w:val="ab"/>
@@ -4006,7 +4381,7 @@
 </file>
 
 <file path=word/footnotes.xml><?xml version="1.0" encoding="utf-8"?>
-<w:footnotes xmlns:wpc="http://schemas.microsoft.com/office/word/2010/wordprocessingCanvas" xmlns:cx="http://schemas.microsoft.com/office/drawing/2014/chartex" xmlns:cx1="http://schemas.microsoft.com/office/drawing/2015/9/8/chartex" xmlns:cx2="http://schemas.microsoft.com/office/drawing/2015/10/21/chartex" xmlns:cx3="http://schemas.microsoft.com/office/drawing/2016/5/9/chartex" xmlns:cx4="http://schemas.microsoft.com/office/drawing/2016/5/10/chartex" xmlns:cx5="http://schemas.microsoft.com/office/drawing/2016/5/11/chartex" xmlns:cx6="http://schemas.microsoft.com/office/drawing/2016/5/12/chartex" xmlns:cx7="http://schemas.microsoft.com/office/drawing/2016/5/13/chartex" xmlns:cx8="http://schemas.microsoft.com/office/drawing/2016/5/14/chartex" xmlns:mc="http://schemas.openxmlformats.org/markup-compatibility/2006" xmlns:aink="http://schemas.microsoft.com/office/drawing/2016/ink" xmlns:am3d="http://schemas.microsoft.com/office/drawing/2017/model3d" xmlns:o="urn:schemas-microsoft-com:office:office" xmlns:oel="http://schemas.microsoft.com/office/2019/extlst" xmlns:r="http://schemas.openxmlformats.org/officeDocument/2006/relationships" xmlns:m="http://schemas.openxmlformats.org/officeDocument/2006/math" xmlns:v="urn:schemas-microsoft-com:vml" xmlns:wp14="http://schemas.microsoft.com/office/word/2010/wordprocessingDrawing" xmlns:wp="http://schemas.openxmlformats.org/drawingml/2006/wordprocessingDrawing" xmlns:w10="urn:schemas-microsoft-com:office:word" xmlns:w="http://schemas.openxmlformats.org/wordprocessingml/2006/main" xmlns:w14="http://schemas.microsoft.com/office/word/2010/wordml" xmlns:w15="http://schemas.microsoft.com/office/word/2012/wordml" xmlns:w16cex="http://schemas.microsoft.com/office/word/2018/wordml/cex" xmlns:w16cid="http://schemas.microsoft.com/office/word/2016/wordml/cid" xmlns:w16="http://schemas.microsoft.com/office/word/2018/wordml" xmlns:w16du="http://schemas.microsoft.com/office/word/2023/wordml/word16du" xmlns:w16sdtdh="http://schemas.microsoft.com/office/word/2020/wordml/sdtdatahash" xmlns:w16se="http://schemas.microsoft.com/office/word/2015/wordml/symex" xmlns:wpg="http://schemas.microsoft.com/office/word/2010/wordprocessingGroup" xmlns:wpi="http://schemas.microsoft.com/office/word/2010/wordprocessingInk" xmlns:wne="http://schemas.microsoft.com/office/word/2006/wordml" xmlns:wps="http://schemas.microsoft.com/office/word/2010/wordprocessingShape" mc:Ignorable="w14 w15 w16se w16cid w16 w16cex w16sdtdh w16du wp14">
+<w:footnotes xmlns:wpc="http://schemas.microsoft.com/office/word/2010/wordprocessingCanvas" xmlns:cx="http://schemas.microsoft.com/office/drawing/2014/chartex" xmlns:cx1="http://schemas.microsoft.com/office/drawing/2015/9/8/chartex" xmlns:cx2="http://schemas.microsoft.com/office/drawing/2015/10/21/chartex" xmlns:cx3="http://schemas.microsoft.com/office/drawing/2016/5/9/chartex" xmlns:cx4="http://schemas.microsoft.com/office/drawing/2016/5/10/chartex" xmlns:cx5="http://schemas.microsoft.com/office/drawing/2016/5/11/chartex" xmlns:cx6="http://schemas.microsoft.com/office/drawing/2016/5/12/chartex" xmlns:cx7="http://schemas.microsoft.com/office/drawing/2016/5/13/chartex" xmlns:cx8="http://schemas.microsoft.com/office/drawing/2016/5/14/chartex" xmlns:mc="http://schemas.openxmlformats.org/markup-compatibility/2006" xmlns:aink="http://schemas.microsoft.com/office/drawing/2016/ink" xmlns:am3d="http://schemas.microsoft.com/office/drawing/2017/model3d" xmlns:o="urn:schemas-microsoft-com:office:office" xmlns:oel="http://schemas.microsoft.com/office/2019/extlst" xmlns:r="http://schemas.openxmlformats.org/officeDocument/2006/relationships" xmlns:m="http://schemas.openxmlformats.org/officeDocument/2006/math" xmlns:v="urn:schemas-microsoft-com:vml" xmlns:wp14="http://schemas.microsoft.com/office/word/2010/wordprocessingDrawing" xmlns:wp="http://schemas.openxmlformats.org/drawingml/2006/wordprocessingDrawing" xmlns:w10="urn:schemas-microsoft-com:office:word" xmlns:w="http://schemas.openxmlformats.org/wordprocessingml/2006/main" xmlns:w14="http://schemas.microsoft.com/office/word/2010/wordml" xmlns:w15="http://schemas.microsoft.com/office/word/2012/wordml" xmlns:w16cex="http://schemas.microsoft.com/office/word/2018/wordml/cex" xmlns:w16cid="http://schemas.microsoft.com/office/word/2016/wordml/cid" xmlns:w16="http://schemas.microsoft.com/office/word/2018/wordml" xmlns:w16du="http://schemas.microsoft.com/office/word/2023/wordml/word16du" xmlns:w16sdtdh="http://schemas.microsoft.com/office/word/2020/wordml/sdtdatahash" xmlns:w16sdtfl="http://schemas.microsoft.com/office/word/2024/wordml/sdtformatlock" xmlns:w16se="http://schemas.microsoft.com/office/word/2015/wordml/symex" xmlns:wpg="http://schemas.microsoft.com/office/word/2010/wordprocessingGroup" xmlns:wpi="http://schemas.microsoft.com/office/word/2010/wordprocessingInk" xmlns:wne="http://schemas.microsoft.com/office/word/2006/wordml" xmlns:wps="http://schemas.microsoft.com/office/word/2010/wordprocessingShape" mc:Ignorable="w14 w15 w16se w16cid w16 w16cex w16sdtdh w16sdtfl w16du wp14">
   <w:footnote w:type="separator" w:id="-1">
     <w:p>
       <w:pPr>
@@ -4031,7 +4406,7 @@
 </file>
 
 <file path=word/styles.xml><?xml version="1.0" encoding="utf-8"?>
-<w:styles xmlns:mc="http://schemas.openxmlformats.org/markup-compatibility/2006" xmlns:r="http://schemas.openxmlformats.org/officeDocument/2006/relationships" xmlns:w="http://schemas.openxmlformats.org/wordprocessingml/2006/main" xmlns:w14="http://schemas.microsoft.com/office/word/2010/wordml" xmlns:w15="http://schemas.microsoft.com/office/word/2012/wordml" xmlns:w16cex="http://schemas.microsoft.com/office/word/2018/wordml/cex" xmlns:w16cid="http://schemas.microsoft.com/office/word/2016/wordml/cid" xmlns:w16="http://schemas.microsoft.com/office/word/2018/wordml" xmlns:w16du="http://schemas.microsoft.com/office/word/2023/wordml/word16du" xmlns:w16sdtdh="http://schemas.microsoft.com/office/word/2020/wordml/sdtdatahash" xmlns:w16se="http://schemas.microsoft.com/office/word/2015/wordml/symex" mc:Ignorable="w14 w15 w16se w16cid w16 w16cex w16sdtdh w16du">
+<w:styles xmlns:mc="http://schemas.openxmlformats.org/markup-compatibility/2006" xmlns:r="http://schemas.openxmlformats.org/officeDocument/2006/relationships" xmlns:w="http://schemas.openxmlformats.org/wordprocessingml/2006/main" xmlns:w14="http://schemas.microsoft.com/office/word/2010/wordml" xmlns:w15="http://schemas.microsoft.com/office/word/2012/wordml" xmlns:w16cex="http://schemas.microsoft.com/office/word/2018/wordml/cex" xmlns:w16cid="http://schemas.microsoft.com/office/word/2016/wordml/cid" xmlns:w16="http://schemas.microsoft.com/office/word/2018/wordml" xmlns:w16du="http://schemas.microsoft.com/office/word/2023/wordml/word16du" xmlns:w16sdtdh="http://schemas.microsoft.com/office/word/2020/wordml/sdtdatahash" xmlns:w16sdtfl="http://schemas.microsoft.com/office/word/2024/wordml/sdtformatlock" xmlns:w16se="http://schemas.microsoft.com/office/word/2015/wordml/symex" mc:Ignorable="w14 w15 w16se w16cid w16 w16cex w16sdtdh w16sdtfl w16du">
   <w:docDefaults>
     <w:rPrDefault>
       <w:rPr>
@@ -4430,7 +4805,7 @@
   <w:style w:type="paragraph" w:default="1" w:styleId="a">
     <w:name w:val="Normal"/>
     <w:qFormat/>
-    <w:rsid w:val="00E87B71"/>
+    <w:rsid w:val="00C04C60"/>
     <w:pPr>
       <w:widowControl w:val="0"/>
       <w:wordWrap w:val="0"/>
@@ -4636,6 +5011,7 @@
   <w:style w:type="character" w:default="1" w:styleId="a0">
     <w:name w:val="Default Paragraph Font"/>
     <w:uiPriority w:val="1"/>
+    <w:semiHidden/>
     <w:unhideWhenUsed/>
   </w:style>
   <w:style w:type="table" w:default="1" w:styleId="a1">
@@ -5009,6 +5385,16 @@
       <w:shd w:val="clear" w:color="auto" w:fill="E1DFDD"/>
     </w:rPr>
   </w:style>
+  <w:style w:type="character" w:styleId="ae">
+    <w:name w:val="Placeholder Text"/>
+    <w:basedOn w:val="a0"/>
+    <w:uiPriority w:val="99"/>
+    <w:semiHidden/>
+    <w:rsid w:val="00CD0A2F"/>
+    <w:rPr>
+      <w:color w:val="666666"/>
+    </w:rPr>
+  </w:style>
 </w:styles>
 </file>
 

--- a/종합설계기획 발표 자료/졸작논문.docx
+++ b/종합설계기획 발표 자료/졸작논문.docx
@@ -246,10 +246,8 @@
           <w:tab w:val="left" w:pos="3600"/>
         </w:tabs>
         <w:spacing w:after="0"/>
-      </w:pPr>
-      <w:r>
-        <w:t> </w:t>
-      </w:r>
+        <w:ind w:firstLineChars="100" w:firstLine="180"/>
+      </w:pPr>
       <w:r>
         <w:rPr>
           <w:sz w:val="18"/>
@@ -397,55 +395,108 @@
           <w:tab w:val="left" w:pos="3600"/>
         </w:tabs>
         <w:spacing w:after="0"/>
-        <w:rPr>
-          <w:sz w:val="18"/>
-          <w:szCs w:val="18"/>
-        </w:rPr>
-      </w:pPr>
-      <w:r>
-        <w:rPr>
-          <w:sz w:val="18"/>
-          <w:szCs w:val="18"/>
-        </w:rPr>
-        <w:t> 현대 게임 산업은 플레이어의 몰입도를 높이기 위한 다양한 상호작용 기술을 도입하고 있다. 특히 VR 및 AR 기반 게임은 시각적 상호작용을 강화하며 현실감 있는 플레이 경험을 제공한다. 그러나 대부분의 게임 시스템은 여전히 키보드, 마우스, 컨트롤러와 같은 물리적 입력 방식에 의존하고 있으며, 플레이어의 심리 상태나 감정 변화는 게임 환경에 직접 반영되지 않는다.</w:t>
-      </w:r>
-    </w:p>
-    <w:p>
-      <w:pPr>
-        <w:tabs>
-          <w:tab w:val="left" w:pos="3600"/>
-        </w:tabs>
-        <w:spacing w:after="0"/>
-        <w:rPr>
-          <w:sz w:val="18"/>
-          <w:szCs w:val="18"/>
-        </w:rPr>
-      </w:pPr>
-      <w:r>
-        <w:rPr>
-          <w:sz w:val="18"/>
-          <w:szCs w:val="18"/>
-        </w:rPr>
-        <w:t>이러한 구조에서는 플레이어가 긴장하거나 불안감을 느끼는 상황, 혹은 반복적인 플레이로 인해 지루함을 느끼는 상황이 게임 시스템에 반영되지 않기 때문에, 실제 사용자의 상태와 게임 경험 간 괴리가 발생할 수 있다. 따라서 플레이어의 감정 상태를 실시간으로 분석하고 이를 게임 시스템의 일부로 활용하는 새로운 형태의 상호작용 방식이 요구된다.</w:t>
-      </w:r>
-    </w:p>
-    <w:p>
-      <w:pPr>
-        <w:tabs>
-          <w:tab w:val="left" w:pos="3600"/>
-        </w:tabs>
-        <w:spacing w:after="0"/>
-        <w:rPr>
-          <w:sz w:val="18"/>
-          <w:szCs w:val="18"/>
-        </w:rPr>
-      </w:pPr>
-      <w:r>
-        <w:rPr>
-          <w:sz w:val="18"/>
-          <w:szCs w:val="18"/>
-        </w:rPr>
-        <w:t> 최근 컴퓨터 비전 기술과 딥러닝 기반 감정 인식 기술의 발전으로 인해 얼굴 표정을 기반으로 사용자의 감정을 실시간 분석하는 연구가 활발</w:t>
+        <w:ind w:firstLineChars="100" w:firstLine="180"/>
+        <w:rPr>
+          <w:sz w:val="18"/>
+          <w:szCs w:val="18"/>
+        </w:rPr>
+      </w:pPr>
+      <w:r>
+        <w:rPr>
+          <w:sz w:val="18"/>
+          <w:szCs w:val="18"/>
+        </w:rPr>
+        <w:t>현대 게임 산업은 플레이어의 몰입도를 높이기 위한 다양한 상호작용 기술을 도입하고 있다. 특히 VR 및 AR 기반 게임은 시각적 상호작용을 강화하며 현실감 있는 플레이 경험을 제공한다</w:t>
+      </w:r>
+      <w:r>
+        <w:rPr>
+          <w:rFonts w:hint="eastAsia"/>
+          <w:sz w:val="18"/>
+          <w:szCs w:val="18"/>
+        </w:rPr>
+        <w:t>.</w:t>
+      </w:r>
+    </w:p>
+    <w:p>
+      <w:pPr>
+        <w:tabs>
+          <w:tab w:val="left" w:pos="3600"/>
+        </w:tabs>
+        <w:spacing w:after="0"/>
+        <w:ind w:firstLineChars="100" w:firstLine="180"/>
+        <w:rPr>
+          <w:sz w:val="18"/>
+          <w:szCs w:val="18"/>
+        </w:rPr>
+      </w:pPr>
+      <w:r>
+        <w:rPr>
+          <w:sz w:val="18"/>
+          <w:szCs w:val="18"/>
+        </w:rPr>
+        <w:t>그러나 대부분의 게임 시스템은 여전히 키보드, 마우스, 컨트롤러와 같은 물리적 입력 방식에 의존하고 있으며, 플레이어의 심리 상태나 감정 변화는 게임 환경에 직접 반영되지 않는다.</w:t>
+      </w:r>
+    </w:p>
+    <w:p>
+      <w:pPr>
+        <w:tabs>
+          <w:tab w:val="left" w:pos="3600"/>
+        </w:tabs>
+        <w:spacing w:after="0"/>
+        <w:ind w:firstLineChars="100" w:firstLine="180"/>
+        <w:rPr>
+          <w:sz w:val="18"/>
+          <w:szCs w:val="18"/>
+        </w:rPr>
+      </w:pPr>
+      <w:r>
+        <w:rPr>
+          <w:sz w:val="18"/>
+          <w:szCs w:val="18"/>
+        </w:rPr>
+        <w:t>이러한 구조에서는 플레이어가 긴장하거나 불</w:t>
+      </w:r>
+      <w:r>
+        <w:rPr>
+          <w:sz w:val="18"/>
+          <w:szCs w:val="18"/>
+        </w:rPr>
+        <w:t>안감을 느끼는 상황, 혹은 반복적인 플레이로 인해 지루함을 느끼는 상황이 게임 시스템에 반영되지 않기 때문에, 실제 사용자의 상태와 게임 경험 간 괴리가 발생할 수 있다. 따라서 플레이어의 감정 상태를 실시간으로 분석하고 이를 게임 시스템의 일부로 활용하는 새로운 형태의 상호작용 방식이 요구된다.</w:t>
+      </w:r>
+    </w:p>
+    <w:p>
+      <w:pPr>
+        <w:tabs>
+          <w:tab w:val="left" w:pos="3600"/>
+        </w:tabs>
+        <w:spacing w:after="0"/>
+        <w:ind w:firstLineChars="100" w:firstLine="180"/>
+        <w:rPr>
+          <w:sz w:val="18"/>
+          <w:szCs w:val="18"/>
+        </w:rPr>
+      </w:pPr>
+      <w:r>
+        <w:rPr>
+          <w:sz w:val="18"/>
+          <w:szCs w:val="18"/>
+        </w:rPr>
+        <w:t>최근 컴퓨터 비전 기술과 딥러닝 기반 감정 인식 기술의 발전으로 인해 표정을 기반으로 사용자의 감정을 실시간 분석하는 연구가 활발히 이루어지고 있다. OpenCV 기반 얼굴 검</w:t>
+      </w:r>
+      <w:r>
+        <w:rPr>
+          <w:rFonts w:hint="eastAsia"/>
+          <w:sz w:val="18"/>
+          <w:szCs w:val="18"/>
+        </w:rPr>
+        <w:t xml:space="preserve">출 </w:t>
+      </w:r>
+      <w:r>
+        <w:rPr>
+          <w:sz w:val="18"/>
+          <w:szCs w:val="18"/>
+        </w:rPr>
+        <w:t>기술</w:t>
       </w:r>
       <w:r>
         <w:rPr>
@@ -453,7 +504,7 @@
           <w:szCs w:val="18"/>
         </w:rPr>
         <w:lastRenderedPageBreak/>
-        <w:t xml:space="preserve">히 이루어지고 있다. OpenCV 기반 얼굴 검출 기술과 감정 분류 모델을 활용하면 </w:t>
+        <w:t xml:space="preserve">과 감정 분류 모델을 활용하면 </w:t>
       </w:r>
       <w:proofErr w:type="spellStart"/>
       <w:r>
@@ -469,7 +520,22 @@
           <w:sz w:val="18"/>
           <w:szCs w:val="18"/>
         </w:rPr>
-        <w:t xml:space="preserve"> 플레이어의 감정 상태를 추론할 수 있으며, 이는 게임 환경과 결합될 경우 기존 입력 방식과 차별화된 인터랙션 구조를 제공할 수 있다.</w:t>
+        <w:t xml:space="preserve"> 플레이어의 감정 상태를 추론할 수 있으며, 이는 게임 환경과 결합</w:t>
+      </w:r>
+      <w:r>
+        <w:rPr>
+          <w:rFonts w:hint="eastAsia"/>
+          <w:sz w:val="18"/>
+          <w:szCs w:val="18"/>
+        </w:rPr>
+        <w:t>할</w:t>
+      </w:r>
+      <w:r>
+        <w:rPr>
+          <w:sz w:val="18"/>
+          <w:szCs w:val="18"/>
+        </w:rPr>
+        <w:t xml:space="preserve"> 경우 기존 입력 방식과 차별화된 인터랙션 구조를 제공할 수 있다.</w:t>
       </w:r>
     </w:p>
     <w:p>
@@ -513,36 +579,38 @@
           <w:tab w:val="left" w:pos="3600"/>
         </w:tabs>
         <w:spacing w:after="0"/>
-        <w:rPr>
-          <w:sz w:val="18"/>
-          <w:szCs w:val="18"/>
-        </w:rPr>
-      </w:pPr>
-      <w:r>
-        <w:rPr>
-          <w:sz w:val="18"/>
-          <w:szCs w:val="18"/>
-        </w:rPr>
-        <w:t> 본 연구의 목적은 OpenCV 기반 실시간 감정 인식 시스템을 게임 환경 설계에 통합하여, 플레이어의 감정 상태가 게임 플레이에 직접 영향을 미치는 몰입형 상호작용 구조를 구현하는 것이다.</w:t>
-      </w:r>
-    </w:p>
-    <w:p>
-      <w:pPr>
-        <w:tabs>
-          <w:tab w:val="left" w:pos="3600"/>
-        </w:tabs>
-        <w:spacing w:after="0"/>
-        <w:rPr>
-          <w:sz w:val="18"/>
-          <w:szCs w:val="18"/>
-        </w:rPr>
-      </w:pPr>
-      <w:r>
-        <w:rPr>
-          <w:sz w:val="18"/>
-          <w:szCs w:val="18"/>
-        </w:rPr>
-        <w:t xml:space="preserve"> 이를 위해 </w:t>
+        <w:ind w:firstLineChars="100" w:firstLine="180"/>
+        <w:rPr>
+          <w:sz w:val="18"/>
+          <w:szCs w:val="18"/>
+        </w:rPr>
+      </w:pPr>
+      <w:r>
+        <w:rPr>
+          <w:sz w:val="18"/>
+          <w:szCs w:val="18"/>
+        </w:rPr>
+        <w:t>본 연구의 목적은 OpenCV 기반 실시간 감정 인식 시스템을 게임 환경 설계에 통합하여, 플레이어의 감정 상태가 게임 플레이에 직접 영향을 미치는 몰입형 상호작용 구조를 구현하는 것이다.</w:t>
+      </w:r>
+    </w:p>
+    <w:p>
+      <w:pPr>
+        <w:tabs>
+          <w:tab w:val="left" w:pos="3600"/>
+        </w:tabs>
+        <w:spacing w:after="0"/>
+        <w:ind w:firstLineChars="100" w:firstLine="180"/>
+        <w:rPr>
+          <w:sz w:val="18"/>
+          <w:szCs w:val="18"/>
+        </w:rPr>
+      </w:pPr>
+      <w:r>
+        <w:rPr>
+          <w:sz w:val="18"/>
+          <w:szCs w:val="18"/>
+        </w:rPr>
+        <w:t xml:space="preserve">이를 위해 </w:t>
       </w:r>
       <w:proofErr w:type="spellStart"/>
       <w:r>
@@ -641,7 +709,7 @@
           <w:szCs w:val="21"/>
         </w:rPr>
         <w:drawing>
-          <wp:inline distT="0" distB="0" distL="0" distR="0" wp14:anchorId="5A58AD84" wp14:editId="0C1405E6">
+          <wp:inline distT="0" distB="0" distL="0" distR="0" wp14:anchorId="5A58AD84" wp14:editId="7656B5FC">
             <wp:extent cx="2565400" cy="2426970"/>
             <wp:effectExtent l="0" t="0" r="6350" b="0"/>
             <wp:docPr id="561464968" name="그림 8" descr="텍스트, 스크린샷, 도표, 번호이(가) 표시된 사진&#10;&#10;자동 생성된 설명"/>
@@ -767,37 +835,27 @@
           <w:tab w:val="left" w:pos="3600"/>
         </w:tabs>
         <w:spacing w:after="0"/>
-        <w:rPr>
-          <w:sz w:val="18"/>
-          <w:szCs w:val="18"/>
-        </w:rPr>
-      </w:pPr>
-      <w:r>
-        <w:rPr>
-          <w:sz w:val="18"/>
-          <w:szCs w:val="18"/>
-        </w:rPr>
-        <w:t> 본 시스템은 클라이언트-서버 구조로 설계되었</w:t>
-      </w:r>
-      <w:r>
-        <w:rPr>
-          <w:sz w:val="18"/>
-          <w:szCs w:val="18"/>
-        </w:rPr>
-        <w:t>다.</w:t>
-      </w:r>
-    </w:p>
-    <w:p>
-      <w:pPr>
-        <w:tabs>
-          <w:tab w:val="left" w:pos="3600"/>
-        </w:tabs>
-        <w:spacing w:after="0"/>
-        <w:rPr>
-          <w:sz w:val="18"/>
-          <w:szCs w:val="18"/>
-        </w:rPr>
-      </w:pPr>
+        <w:ind w:firstLineChars="100" w:firstLine="180"/>
+        <w:rPr>
+          <w:sz w:val="18"/>
+          <w:szCs w:val="18"/>
+        </w:rPr>
+      </w:pPr>
+      <w:r>
+        <w:rPr>
+          <w:sz w:val="18"/>
+          <w:szCs w:val="18"/>
+        </w:rPr>
+        <w:t>본 시스템은 클라이언트-서버 구조로 설계되었다.</w:t>
+      </w:r>
+      <w:r>
+        <w:rPr>
+          <w:rFonts w:hint="eastAsia"/>
+          <w:sz w:val="18"/>
+          <w:szCs w:val="18"/>
+        </w:rPr>
+        <w:t xml:space="preserve"> </w:t>
+      </w:r>
       <w:r>
         <w:rPr>
           <w:sz w:val="18"/>
@@ -819,7 +877,14 @@
           <w:sz w:val="18"/>
           <w:szCs w:val="18"/>
         </w:rPr>
-        <w:t xml:space="preserve"> 통해 사용자의 얼굴 영상을 수집하고, OpenCV를 활용해 얼굴 영역을 검출한 뒤 감정 분류 모델을 통해 실시간 감정 데이터를 생성한다. 생성된 감정 데이터는 네트워크를 통해 서버로 전달되며, 서버는 이를 기반으로 게임 환경과 로직을 동적으로 변경한다.</w:t>
+        <w:t xml:space="preserve"> 통해 사용자의 얼굴 영</w:t>
+      </w:r>
+      <w:r>
+        <w:rPr>
+          <w:sz w:val="18"/>
+          <w:szCs w:val="18"/>
+        </w:rPr>
+        <w:t>상을 수집하고, OpenCV를 활용해 얼굴 영역을 검출한 뒤 감정 분류 모델을 통해 실시간 감정 데이터를 생성한다. 생성된 감정 데이터는 네트워크를 통해 서버로 전달되며, 서버는 이를 기반으로 게임 환경과 로직을 동적으로 변경한다.</w:t>
       </w:r>
     </w:p>
     <w:p>
@@ -863,56 +928,52 @@
           <w:tab w:val="left" w:pos="3600"/>
         </w:tabs>
         <w:spacing w:after="0"/>
-        <w:rPr>
-          <w:sz w:val="18"/>
-          <w:szCs w:val="18"/>
-        </w:rPr>
-      </w:pPr>
-      <w:r>
-        <w:rPr>
-          <w:sz w:val="18"/>
-          <w:szCs w:val="18"/>
-        </w:rPr>
-        <w:t> 본 시스템은 카메라 입력 프레임에서 얼굴을 검출하고 감정을 분석하는 과정을 반복적으로 수행한다.</w:t>
-      </w:r>
-    </w:p>
-    <w:p>
-      <w:pPr>
-        <w:tabs>
-          <w:tab w:val="left" w:pos="3600"/>
-        </w:tabs>
-        <w:spacing w:after="0"/>
-        <w:rPr>
-          <w:sz w:val="18"/>
-          <w:szCs w:val="18"/>
-        </w:rPr>
-      </w:pPr>
-      <w:r>
-        <w:rPr>
-          <w:sz w:val="18"/>
-          <w:szCs w:val="18"/>
-        </w:rPr>
-        <w:t> 우선 OpenCV의 Haar Cascade Classifier를 사용하여 입력 프레임 내 얼굴 위치를 감지한다. 다수의 얼굴이 검출될 경우 가장 큰 영역을 플레이어의 얼굴로 판단하며, 검출된 영역은 감정 분류 모델의 입력 형식에 맞게 크기 조정 및 정규화 과정을 거친다.</w:t>
-      </w:r>
-    </w:p>
-    <w:p>
-      <w:pPr>
-        <w:tabs>
-          <w:tab w:val="left" w:pos="3600"/>
-        </w:tabs>
-        <w:spacing w:after="0"/>
-        <w:rPr>
-          <w:sz w:val="18"/>
-          <w:szCs w:val="18"/>
-        </w:rPr>
-      </w:pPr>
-      <w:r>
-        <w:rPr>
-          <w:sz w:val="18"/>
-          <w:szCs w:val="18"/>
-        </w:rPr>
-        <w:t> </w:t>
-      </w:r>
+        <w:ind w:firstLineChars="100" w:firstLine="180"/>
+        <w:rPr>
+          <w:sz w:val="18"/>
+          <w:szCs w:val="18"/>
+        </w:rPr>
+      </w:pPr>
+      <w:r>
+        <w:rPr>
+          <w:sz w:val="18"/>
+          <w:szCs w:val="18"/>
+        </w:rPr>
+        <w:t>본 시스템은 카메라 입력 프레임에서 얼굴을 검출하고 감정을 분석하는 과정을 반복적으로 수행한다.</w:t>
+      </w:r>
+    </w:p>
+    <w:p>
+      <w:pPr>
+        <w:tabs>
+          <w:tab w:val="left" w:pos="3600"/>
+        </w:tabs>
+        <w:spacing w:after="0"/>
+        <w:ind w:firstLineChars="100" w:firstLine="180"/>
+        <w:rPr>
+          <w:sz w:val="18"/>
+          <w:szCs w:val="18"/>
+        </w:rPr>
+      </w:pPr>
+      <w:r>
+        <w:rPr>
+          <w:sz w:val="18"/>
+          <w:szCs w:val="18"/>
+        </w:rPr>
+        <w:t>우선 OpenCV의 Haar Cascade Classifier를 사용하여 입력 프레임 내 얼굴 위치를 감지한다. 다수의 얼굴이 검출될 경우 가장 큰 영역을 플레이어의 얼굴로 판단하며, 검출된 영역은 감정 분류 모델의 입력 형식에 맞게 크기 조정 및 정규화 과정을 거친다.</w:t>
+      </w:r>
+    </w:p>
+    <w:p>
+      <w:pPr>
+        <w:tabs>
+          <w:tab w:val="left" w:pos="3600"/>
+        </w:tabs>
+        <w:spacing w:after="0"/>
+        <w:ind w:firstLineChars="100" w:firstLine="180"/>
+        <w:rPr>
+          <w:sz w:val="18"/>
+          <w:szCs w:val="18"/>
+        </w:rPr>
+      </w:pPr>
       <w:proofErr w:type="spellStart"/>
       <w:r>
         <w:rPr>
@@ -942,7 +1003,7 @@
           <w:sz w:val="18"/>
           <w:szCs w:val="18"/>
         </w:rPr>
-        <w:t xml:space="preserve">FER2013 데이터셋으로 학습된 ONNX 기반 감정 분류 모델에 입력된다. 모델은 각 프레임마다 Happy, Sad, Angry, Surprise, Fear, Disgust, Neutral의 7개 감정 클래스에 대한 확률 값을 출력한다. 출력 결과는 </w:t>
+        <w:t xml:space="preserve">FER2013 데이터셋으로 학습된 ONNX 기반 감정 분류 모델에 입력된다. 모델은 프레임마다 Happy, Sad, Angry, Surprise, Fear, Disgust, Neutral의 7개 감정 클래스에 대한 </w:t>
       </w:r>
       <w:proofErr w:type="spellStart"/>
       <w:r>
@@ -950,6 +1011,30 @@
           <w:sz w:val="18"/>
           <w:szCs w:val="18"/>
         </w:rPr>
+        <w:t>확률값을</w:t>
+      </w:r>
+      <w:proofErr w:type="spellEnd"/>
+      <w:r>
+        <w:rPr>
+          <w:sz w:val="18"/>
+          <w:szCs w:val="18"/>
+        </w:rPr>
+        <w:t xml:space="preserve"> 출력한다. 출력 결과</w:t>
+      </w:r>
+      <w:r>
+        <w:rPr>
+          <w:rFonts w:hint="eastAsia"/>
+          <w:sz w:val="18"/>
+          <w:szCs w:val="18"/>
+        </w:rPr>
+        <w:t xml:space="preserve">는 </w:t>
+      </w:r>
+      <w:proofErr w:type="spellStart"/>
+      <w:r>
+        <w:rPr>
+          <w:sz w:val="18"/>
+          <w:szCs w:val="18"/>
+        </w:rPr>
         <w:t>Softmax</w:t>
       </w:r>
       <w:proofErr w:type="spellEnd"/>
@@ -966,7 +1051,25 @@
           <w:sz w:val="18"/>
           <w:szCs w:val="18"/>
         </w:rPr>
-        <w:t>함수를 통해 확률 값으로 변환되며</w:t>
+        <w:t xml:space="preserve">함수를 통해 </w:t>
+      </w:r>
+      <w:proofErr w:type="spellStart"/>
+      <w:r>
+        <w:rPr>
+          <w:rFonts w:hint="eastAsia"/>
+          <w:sz w:val="18"/>
+          <w:szCs w:val="18"/>
+        </w:rPr>
+        <w:t>확률값으로</w:t>
+      </w:r>
+      <w:proofErr w:type="spellEnd"/>
+      <w:r>
+        <w:rPr>
+          <w:rFonts w:hint="eastAsia"/>
+          <w:sz w:val="18"/>
+          <w:szCs w:val="18"/>
+        </w:rPr>
+        <w:t xml:space="preserve"> 변환되며</w:t>
       </w:r>
       <w:r>
         <w:rPr>
@@ -1037,17 +1140,18 @@
           <w:tab w:val="left" w:pos="3600"/>
         </w:tabs>
         <w:spacing w:after="0"/>
-        <w:rPr>
-          <w:sz w:val="18"/>
-          <w:szCs w:val="18"/>
-        </w:rPr>
-      </w:pPr>
-      <w:r>
-        <w:rPr>
-          <w:sz w:val="18"/>
-          <w:szCs w:val="18"/>
-        </w:rPr>
-        <w:t xml:space="preserve"> 실시간 감정 인식 시스템에서 카메라 입력의 모든 프레임 데이터를 그대로 처리하는 경우 </w:t>
+        <w:ind w:firstLineChars="100" w:firstLine="180"/>
+        <w:rPr>
+          <w:sz w:val="18"/>
+          <w:szCs w:val="18"/>
+        </w:rPr>
+      </w:pPr>
+      <w:r>
+        <w:rPr>
+          <w:sz w:val="18"/>
+          <w:szCs w:val="18"/>
+        </w:rPr>
+        <w:t xml:space="preserve">실시간 감정 인식 시스템에서 카메라 입력의 모든 프레임 데이터를 그대로 처리하는 경우 </w:t>
       </w:r>
       <w:r>
         <w:rPr>
@@ -1064,17 +1168,18 @@
           <w:tab w:val="left" w:pos="3600"/>
         </w:tabs>
         <w:spacing w:after="0"/>
-        <w:rPr>
-          <w:sz w:val="18"/>
-          <w:szCs w:val="18"/>
-        </w:rPr>
-      </w:pPr>
-      <w:r>
-        <w:rPr>
-          <w:sz w:val="18"/>
-          <w:szCs w:val="18"/>
-        </w:rPr>
-        <w:t xml:space="preserve"> 이를 해결하기 위해 감정 데이터를 일정 주기로 샘플링하고, 누적 평균을 사용하는 방식의 데이터 </w:t>
+        <w:ind w:firstLineChars="100" w:firstLine="180"/>
+        <w:rPr>
+          <w:sz w:val="18"/>
+          <w:szCs w:val="18"/>
+        </w:rPr>
+      </w:pPr>
+      <w:r>
+        <w:rPr>
+          <w:sz w:val="18"/>
+          <w:szCs w:val="18"/>
+        </w:rPr>
+        <w:t xml:space="preserve">이를 해결하기 위해 감정 데이터를 일정 주기로 샘플링하고, 누적 평균을 사용하는 방식의 데이터 </w:t>
       </w:r>
       <w:proofErr w:type="spellStart"/>
       <w:r>
@@ -1259,37 +1364,26 @@
           <w:tab w:val="left" w:pos="3600"/>
         </w:tabs>
         <w:spacing w:after="0"/>
-        <w:rPr>
-          <w:sz w:val="18"/>
-          <w:szCs w:val="18"/>
-        </w:rPr>
-      </w:pPr>
+        <w:ind w:firstLineChars="100" w:firstLine="180"/>
+        <w:rPr>
+          <w:sz w:val="18"/>
+          <w:szCs w:val="18"/>
+        </w:rPr>
+      </w:pPr>
+      <w:r>
+        <w:rPr>
+          <w:sz w:val="18"/>
+          <w:szCs w:val="18"/>
+        </w:rPr>
+        <w:t>본 시스템은 1초 단위로 감정 데이터를 추출</w:t>
+      </w:r>
       <w:r>
         <w:rPr>
           <w:sz w:val="18"/>
           <w:szCs w:val="18"/>
         </w:rPr>
         <w:lastRenderedPageBreak/>
-        <w:t>본 시스템은 1초 단위로 감정 데이터를 추출하고, 30초동안 누적된 감정 확률의 평균값을 계산하여 최종 감정 데이터 값을 결정한다. </w:t>
-      </w:r>
-    </w:p>
-    <w:p>
-      <w:pPr>
-        <w:tabs>
-          <w:tab w:val="left" w:pos="3600"/>
-        </w:tabs>
-        <w:spacing w:after="0"/>
-        <w:rPr>
-          <w:sz w:val="18"/>
-          <w:szCs w:val="18"/>
-        </w:rPr>
-      </w:pPr>
-      <w:r>
-        <w:rPr>
-          <w:sz w:val="18"/>
-          <w:szCs w:val="18"/>
-        </w:rPr>
-        <w:t> </w:t>
+        <w:t>하고, 30초</w:t>
       </w:r>
       <w:r>
         <w:rPr>
@@ -1297,6 +1391,50 @@
           <w:sz w:val="18"/>
           <w:szCs w:val="18"/>
         </w:rPr>
+        <w:t xml:space="preserve"> </w:t>
+      </w:r>
+      <w:r>
+        <w:rPr>
+          <w:sz w:val="18"/>
+          <w:szCs w:val="18"/>
+        </w:rPr>
+        <w:t xml:space="preserve">동안 누적된 감정 확률의 평균값을 계산하여 최종 감정 </w:t>
+      </w:r>
+      <w:proofErr w:type="spellStart"/>
+      <w:r>
+        <w:rPr>
+          <w:sz w:val="18"/>
+          <w:szCs w:val="18"/>
+        </w:rPr>
+        <w:t>데이터값을</w:t>
+      </w:r>
+      <w:proofErr w:type="spellEnd"/>
+      <w:r>
+        <w:rPr>
+          <w:sz w:val="18"/>
+          <w:szCs w:val="18"/>
+        </w:rPr>
+        <w:t xml:space="preserve"> 결정한다. </w:t>
+      </w:r>
+    </w:p>
+    <w:p>
+      <w:pPr>
+        <w:tabs>
+          <w:tab w:val="left" w:pos="3600"/>
+        </w:tabs>
+        <w:spacing w:after="0"/>
+        <w:ind w:firstLineChars="100" w:firstLine="180"/>
+        <w:rPr>
+          <w:sz w:val="18"/>
+          <w:szCs w:val="18"/>
+        </w:rPr>
+      </w:pPr>
+      <w:r>
+        <w:rPr>
+          <w:rFonts w:hint="eastAsia"/>
+          <w:sz w:val="18"/>
+          <w:szCs w:val="18"/>
+        </w:rPr>
         <w:t>해당</w:t>
       </w:r>
       <w:r>
@@ -1304,7 +1442,22 @@
           <w:sz w:val="18"/>
           <w:szCs w:val="18"/>
         </w:rPr>
-        <w:t xml:space="preserve"> 방식은 프레임 단위의 아주 미세한 변화에 과도하게 반응하지 않으면서 불필요한 데이터 계산과 전송을 줄여 시스템 효율을 향상시킨다.</w:t>
+        <w:t xml:space="preserve"> 방식은 프레임 단위의 아주 미세한 변화에 과도하게 반응하지 않으면서 불필요한 데이터 계산과 전송을 줄여 시스템 효율을 향상</w:t>
+      </w:r>
+      <w:r>
+        <w:rPr>
+          <w:rFonts w:hint="eastAsia"/>
+          <w:sz w:val="18"/>
+          <w:szCs w:val="18"/>
+        </w:rPr>
+        <w:t>시킨</w:t>
+      </w:r>
+      <w:r>
+        <w:rPr>
+          <w:sz w:val="18"/>
+          <w:szCs w:val="18"/>
+        </w:rPr>
+        <w:t>다.</w:t>
       </w:r>
     </w:p>
     <w:p>
@@ -1378,17 +1531,18 @@
           <w:tab w:val="left" w:pos="3600"/>
         </w:tabs>
         <w:spacing w:after="0"/>
-        <w:rPr>
-          <w:sz w:val="18"/>
-          <w:szCs w:val="18"/>
-        </w:rPr>
-      </w:pPr>
-      <w:r>
-        <w:rPr>
-          <w:sz w:val="18"/>
-          <w:szCs w:val="18"/>
-        </w:rPr>
-        <w:t> 게임 ‘</w:t>
+        <w:ind w:firstLineChars="100" w:firstLine="180"/>
+        <w:rPr>
+          <w:sz w:val="18"/>
+          <w:szCs w:val="18"/>
+        </w:rPr>
+      </w:pPr>
+      <w:r>
+        <w:rPr>
+          <w:sz w:val="18"/>
+          <w:szCs w:val="18"/>
+        </w:rPr>
+        <w:t>게임 ‘</w:t>
       </w:r>
       <w:proofErr w:type="spellStart"/>
       <w:r>
@@ -1480,6 +1634,14 @@
       <w:proofErr w:type="spellEnd"/>
       <w:r>
         <w:rPr>
+          <w:rFonts w:hint="eastAsia"/>
+          <w:sz w:val="18"/>
+          <w:szCs w:val="18"/>
+        </w:rPr>
+        <w:t>,</w:t>
+      </w:r>
+      <w:r>
+        <w:rPr>
           <w:sz w:val="18"/>
           <w:szCs w:val="18"/>
         </w:rPr>
@@ -1492,17 +1654,18 @@
           <w:tab w:val="left" w:pos="3600"/>
         </w:tabs>
         <w:spacing w:after="0"/>
-        <w:rPr>
-          <w:sz w:val="18"/>
-          <w:szCs w:val="18"/>
-        </w:rPr>
-      </w:pPr>
-      <w:r>
-        <w:rPr>
-          <w:sz w:val="18"/>
-          <w:szCs w:val="18"/>
-        </w:rPr>
-        <w:t xml:space="preserve"> 엔딩이 없는 게임의 반복되는 동일한 패턴은 플레이어에게 지루함을 유발할 수 있다. 이를 해소하고 몰입감을 극대화하기 위해, 본 게임에는 플레이어로부터 추출한 감정을 활용하여 ‘감정 데이터 기반 난이도 조절 시스템’과 ‘표정 기반 상호작용’을 핵심 메커니즘으로 도입하였다. 즉, 플레이어는 단순히 물리적 컨트롤러로 생존하는 것을 넘어, 자신의 실제 표정과 감정 변화 자체가 게임의 난이도와 몬스터의 행동을 결정하는 </w:t>
+        <w:ind w:firstLineChars="100" w:firstLine="180"/>
+        <w:rPr>
+          <w:sz w:val="18"/>
+          <w:szCs w:val="18"/>
+        </w:rPr>
+      </w:pPr>
+      <w:r>
+        <w:rPr>
+          <w:sz w:val="18"/>
+          <w:szCs w:val="18"/>
+        </w:rPr>
+        <w:t xml:space="preserve">엔딩이 없는 게임의 반복되는 동일한 패턴은 플레이어에게 지루함을 유발할 수 있다. 이를 해소하고 몰입감을 극대화하기 위해, 본 게임에는 플레이어로부터 추출한 감정을 활용하여 ‘감정 데이터 기반 난이도 조절 시스템’과 ‘표정 기반 상호작용’을 핵심 메커니즘으로 도입하였다. 즉, 플레이어는 단순히 물리적 컨트롤러로 생존하는 것을 넘어, 자신의 실제 표정과 감정 변화 자체가 게임의 난이도와 몬스터의 행동을 결정하는 </w:t>
       </w:r>
       <w:r>
         <w:rPr>
@@ -1561,17 +1724,18 @@
           <w:tab w:val="left" w:pos="3600"/>
         </w:tabs>
         <w:spacing w:after="0"/>
-        <w:rPr>
-          <w:sz w:val="18"/>
-          <w:szCs w:val="18"/>
-        </w:rPr>
-      </w:pPr>
-      <w:r>
-        <w:rPr>
-          <w:sz w:val="18"/>
-          <w:szCs w:val="18"/>
-        </w:rPr>
-        <w:t xml:space="preserve"> 전체 방 개수, 총 층수 등 </w:t>
+        <w:ind w:firstLineChars="100" w:firstLine="180"/>
+        <w:rPr>
+          <w:sz w:val="18"/>
+          <w:szCs w:val="18"/>
+        </w:rPr>
+      </w:pPr>
+      <w:r>
+        <w:rPr>
+          <w:sz w:val="18"/>
+          <w:szCs w:val="18"/>
+        </w:rPr>
+        <w:t xml:space="preserve">전체 방 개수, 총 층수 등 </w:t>
       </w:r>
       <w:proofErr w:type="spellStart"/>
       <w:r>
@@ -1814,17 +1978,215 @@
           <w:tab w:val="left" w:pos="3600"/>
         </w:tabs>
         <w:spacing w:after="0"/>
-        <w:rPr>
-          <w:sz w:val="18"/>
-          <w:szCs w:val="18"/>
-        </w:rPr>
-      </w:pPr>
-      <w:r>
-        <w:rPr>
-          <w:sz w:val="18"/>
-          <w:szCs w:val="18"/>
-        </w:rPr>
-        <w:t xml:space="preserve"> 위 수식에서 D는 산출된 난이도 조절 점수를, </w:t>
+        <w:ind w:firstLineChars="100" w:firstLine="180"/>
+        <w:rPr>
+          <w:sz w:val="18"/>
+          <w:szCs w:val="18"/>
+        </w:rPr>
+      </w:pPr>
+      <w:r>
+        <w:rPr>
+          <w:sz w:val="18"/>
+          <w:szCs w:val="18"/>
+        </w:rPr>
+        <w:t xml:space="preserve">위 수식에서 D는 산출된 난이도 조절 점수를, </w:t>
+      </w:r>
+      <m:oMath>
+        <m:sSub>
+          <m:sSubPr>
+            <m:ctrlPr>
+              <w:rPr>
+                <w:rFonts w:ascii="Cambria Math" w:hAnsi="Cambria Math"/>
+                <w:i/>
+                <w:sz w:val="18"/>
+                <w:szCs w:val="18"/>
+              </w:rPr>
+            </m:ctrlPr>
+          </m:sSubPr>
+          <m:e>
+            <m:r>
+              <w:rPr>
+                <w:rFonts w:ascii="Cambria Math" w:hAnsi="Cambria Math"/>
+                <w:sz w:val="18"/>
+                <w:szCs w:val="18"/>
+              </w:rPr>
+              <m:t>T</m:t>
+            </m:r>
+          </m:e>
+          <m:sub>
+            <m:r>
+              <w:rPr>
+                <w:rFonts w:ascii="Cambria Math" w:hAnsi="Cambria Math"/>
+                <w:sz w:val="18"/>
+                <w:szCs w:val="18"/>
+              </w:rPr>
+              <m:t>total</m:t>
+            </m:r>
+          </m:sub>
+        </m:sSub>
+      </m:oMath>
+      <w:r>
+        <w:rPr>
+          <w:rFonts w:hint="eastAsia"/>
+          <w:sz w:val="18"/>
+          <w:szCs w:val="18"/>
+        </w:rPr>
+        <w:t>는</w:t>
+      </w:r>
+      <w:r>
+        <w:rPr>
+          <w:sz w:val="18"/>
+          <w:szCs w:val="18"/>
+        </w:rPr>
+        <w:t xml:space="preserve"> 플레이어가 맵 내부에 머문 총 시간을 의미한다. </w:t>
+      </w:r>
+      <m:oMath>
+        <m:r>
+          <w:rPr>
+            <w:rFonts w:ascii="Cambria Math" w:hAnsi="Cambria Math"/>
+            <w:sz w:val="18"/>
+            <w:szCs w:val="18"/>
+          </w:rPr>
+          <m:t>n</m:t>
+        </m:r>
+      </m:oMath>
+      <w:r>
+        <w:rPr>
+          <w:sz w:val="18"/>
+          <w:szCs w:val="18"/>
+        </w:rPr>
+        <w:t>은 분석 대상으로 삼은 부정적 감정의 총 개수(</w:t>
+      </w:r>
+      <m:oMath>
+        <m:r>
+          <w:rPr>
+            <w:rFonts w:ascii="Cambria Math" w:hAnsi="Cambria Math"/>
+            <w:sz w:val="18"/>
+            <w:szCs w:val="18"/>
+          </w:rPr>
+          <m:t>n=3</m:t>
+        </m:r>
+      </m:oMath>
+      <w:r>
+        <w:rPr>
+          <w:sz w:val="18"/>
+          <w:szCs w:val="18"/>
+        </w:rPr>
+        <w:t xml:space="preserve">; </w:t>
+      </w:r>
+      <w:r>
+        <w:rPr>
+          <w:rFonts w:hint="eastAsia"/>
+          <w:sz w:val="18"/>
+          <w:szCs w:val="18"/>
+        </w:rPr>
+        <w:t>Fear, Surprise, Sad</w:t>
+      </w:r>
+      <w:r>
+        <w:rPr>
+          <w:sz w:val="18"/>
+          <w:szCs w:val="18"/>
+        </w:rPr>
+        <w:t xml:space="preserve">)이며, </w:t>
+      </w:r>
+      <m:oMath>
+        <m:sSub>
+          <m:sSubPr>
+            <m:ctrlPr>
+              <w:rPr>
+                <w:rFonts w:ascii="Cambria Math" w:hAnsi="Cambria Math"/>
+                <w:i/>
+                <w:sz w:val="18"/>
+                <w:szCs w:val="18"/>
+              </w:rPr>
+            </m:ctrlPr>
+          </m:sSubPr>
+          <m:e>
+            <m:r>
+              <w:rPr>
+                <w:rFonts w:ascii="Cambria Math" w:hAnsi="Cambria Math"/>
+                <w:sz w:val="18"/>
+                <w:szCs w:val="18"/>
+              </w:rPr>
+              <m:t>t</m:t>
+            </m:r>
+          </m:e>
+          <m:sub>
+            <m:r>
+              <w:rPr>
+                <w:rFonts w:ascii="Cambria Math" w:hAnsi="Cambria Math"/>
+                <w:sz w:val="18"/>
+                <w:szCs w:val="18"/>
+              </w:rPr>
+              <m:t>i</m:t>
+            </m:r>
+          </m:sub>
+        </m:sSub>
+      </m:oMath>
+      <w:r>
+        <w:rPr>
+          <w:sz w:val="18"/>
+          <w:szCs w:val="18"/>
+        </w:rPr>
+        <w:t xml:space="preserve">와 </w:t>
+      </w:r>
+      <m:oMath>
+        <m:sSub>
+          <m:sSubPr>
+            <m:ctrlPr>
+              <w:rPr>
+                <w:rFonts w:ascii="Cambria Math" w:hAnsi="Cambria Math"/>
+                <w:i/>
+                <w:sz w:val="18"/>
+                <w:szCs w:val="18"/>
+              </w:rPr>
+            </m:ctrlPr>
+          </m:sSubPr>
+          <m:e>
+            <m:r>
+              <w:rPr>
+                <w:rFonts w:ascii="Cambria Math" w:hAnsi="Cambria Math"/>
+                <w:sz w:val="18"/>
+                <w:szCs w:val="18"/>
+              </w:rPr>
+              <m:t>w</m:t>
+            </m:r>
+          </m:e>
+          <m:sub>
+            <m:r>
+              <w:rPr>
+                <w:rFonts w:ascii="Cambria Math" w:hAnsi="Cambria Math"/>
+                <w:sz w:val="18"/>
+                <w:szCs w:val="18"/>
+              </w:rPr>
+              <m:t>i</m:t>
+            </m:r>
+          </m:sub>
+        </m:sSub>
+      </m:oMath>
+      <w:r>
+        <w:rPr>
+          <w:sz w:val="18"/>
+          <w:szCs w:val="18"/>
+        </w:rPr>
+        <w:t xml:space="preserve">는 각각 </w:t>
+      </w:r>
+      <m:oMath>
+        <m:r>
+          <w:rPr>
+            <w:rFonts w:ascii="Cambria Math" w:hAnsi="Cambria Math"/>
+            <w:sz w:val="18"/>
+            <w:szCs w:val="18"/>
+          </w:rPr>
+          <m:t>ⅈ</m:t>
+        </m:r>
+      </m:oMath>
+      <w:r>
+        <w:rPr>
+          <w:sz w:val="18"/>
+          <w:szCs w:val="18"/>
+        </w:rPr>
+        <w:t xml:space="preserve">번째 감정의 유지 시간(Duration)과 시스템적으로 부여된 가중치(Weight)를 나타낸다. 즉, </w:t>
       </w:r>
       <w:proofErr w:type="spellStart"/>
       <w:r>
@@ -1832,7 +2194,7 @@
           <w:sz w:val="18"/>
           <w:szCs w:val="18"/>
         </w:rPr>
-        <w:t>Ttotal</w:t>
+        <w:t>맵에</w:t>
       </w:r>
       <w:proofErr w:type="spellEnd"/>
       <w:r>
@@ -1840,21 +2202,7 @@
           <w:sz w:val="18"/>
           <w:szCs w:val="18"/>
         </w:rPr>
-        <w:t xml:space="preserve">는 플레이어가 맵 내부에 머문 총 시간을 의미한다. </w:t>
-      </w:r>
-      <w:r>
-        <w:rPr>
-          <w:sz w:val="18"/>
-          <w:szCs w:val="18"/>
-        </w:rPr>
-        <w:t>N</w:t>
-      </w:r>
-      <w:r>
-        <w:rPr>
-          <w:sz w:val="18"/>
-          <w:szCs w:val="18"/>
-        </w:rPr>
-        <w:t xml:space="preserve">은 분석 대상으로 삼은 부정적 감정의 총 개수(n=3; </w:t>
+        <w:t xml:space="preserve"> 머문 전체 시간 대비, 특정 감정들이 얼마나 오래</w:t>
       </w:r>
       <w:r>
         <w:rPr>
@@ -1862,22 +2210,23 @@
           <w:sz w:val="18"/>
           <w:szCs w:val="18"/>
         </w:rPr>
-        <w:t>Fear, Surprise, Sad</w:t>
-      </w:r>
-      <w:r>
-        <w:rPr>
-          <w:sz w:val="18"/>
-          <w:szCs w:val="18"/>
-        </w:rPr>
-        <w:t xml:space="preserve">)이며, </w:t>
+        <w:t xml:space="preserve"> </w:t>
+      </w:r>
+      <w:r>
+        <w:rPr>
+          <w:sz w:val="18"/>
+          <w:szCs w:val="18"/>
+        </w:rPr>
+        <w:t xml:space="preserve">지속되었는지를 </w:t>
       </w:r>
       <w:proofErr w:type="spellStart"/>
       <w:r>
         <w:rPr>
-          <w:sz w:val="18"/>
-          <w:szCs w:val="18"/>
-        </w:rPr>
-        <w:t>ti</w:t>
+          <w:rFonts w:hint="eastAsia"/>
+          <w:sz w:val="18"/>
+          <w:szCs w:val="18"/>
+        </w:rPr>
+        <w:t>정량화하여</w:t>
       </w:r>
       <w:proofErr w:type="spellEnd"/>
       <w:r>
@@ -1885,7 +2234,7 @@
           <w:sz w:val="18"/>
           <w:szCs w:val="18"/>
         </w:rPr>
-        <w:t xml:space="preserve">와 </w:t>
+        <w:t xml:space="preserve"> 다음 </w:t>
       </w:r>
       <w:proofErr w:type="spellStart"/>
       <w:r>
@@ -1893,7 +2242,7 @@
           <w:sz w:val="18"/>
           <w:szCs w:val="18"/>
         </w:rPr>
-        <w:t>wi</w:t>
+        <w:t>맵을</w:t>
       </w:r>
       <w:proofErr w:type="spellEnd"/>
       <w:r>
@@ -1901,7 +2250,27 @@
           <w:sz w:val="18"/>
           <w:szCs w:val="18"/>
         </w:rPr>
-        <w:t xml:space="preserve">는 각각 </w:t>
+        <w:t xml:space="preserve"> 생성하는데 사용한다.</w:t>
+      </w:r>
+    </w:p>
+    <w:p>
+      <w:pPr>
+        <w:tabs>
+          <w:tab w:val="left" w:pos="3600"/>
+        </w:tabs>
+        <w:spacing w:after="0"/>
+        <w:ind w:firstLineChars="100" w:firstLine="180"/>
+        <w:rPr>
+          <w:sz w:val="18"/>
+          <w:szCs w:val="18"/>
+        </w:rPr>
+      </w:pPr>
+      <w:r>
+        <w:rPr>
+          <w:sz w:val="18"/>
+          <w:szCs w:val="18"/>
+        </w:rPr>
+        <w:t xml:space="preserve">산출된 난이도 조절 점수에 따라 14 종의 맵 모듈은 절차적 생성 기법을 통해 생성되어 새로운 환경을 제공한다. 각 맵 모듈은 자신의 최소 및 최대 생성 개수와 확률, 그리고 연결 통로인 문의 생성 제약 조건(최소 및 최대 생성 개수, 층별 필수 개수)을 파라미터로 갖는다. 이러한 모듈 단위의 생성 규칙과 특정 방 간의 연결을 제어함으로써, 복잡한 미로 구조의 </w:t>
       </w:r>
       <w:proofErr w:type="spellStart"/>
       <w:r>
@@ -1909,7 +2278,7 @@
           <w:sz w:val="18"/>
           <w:szCs w:val="18"/>
         </w:rPr>
-        <w:t>i</w:t>
+        <w:t>맵을</w:t>
       </w:r>
       <w:proofErr w:type="spellEnd"/>
       <w:r>
@@ -1917,7 +2286,27 @@
           <w:sz w:val="18"/>
           <w:szCs w:val="18"/>
         </w:rPr>
-        <w:t xml:space="preserve">번째 감정의 유지 시간(Duration)과 시스템적으로 부여된 가중치(Weight)를 나타낸다. 즉, </w:t>
+        <w:t xml:space="preserve"> 절차적으로 구축한다.</w:t>
+      </w:r>
+    </w:p>
+    <w:p>
+      <w:pPr>
+        <w:tabs>
+          <w:tab w:val="left" w:pos="3600"/>
+        </w:tabs>
+        <w:spacing w:after="0"/>
+        <w:ind w:firstLineChars="100" w:firstLine="180"/>
+        <w:rPr>
+          <w:sz w:val="18"/>
+          <w:szCs w:val="18"/>
+        </w:rPr>
+      </w:pPr>
+      <w:r>
+        <w:rPr>
+          <w:sz w:val="18"/>
+          <w:szCs w:val="18"/>
+        </w:rPr>
+        <w:t xml:space="preserve">다음 </w:t>
       </w:r>
       <w:proofErr w:type="spellStart"/>
       <w:r>
@@ -1925,7 +2314,7 @@
           <w:sz w:val="18"/>
           <w:szCs w:val="18"/>
         </w:rPr>
-        <w:t>맵에</w:t>
+        <w:t>맵의</w:t>
       </w:r>
       <w:proofErr w:type="spellEnd"/>
       <w:r>
@@ -1933,187 +2322,63 @@
           <w:sz w:val="18"/>
           <w:szCs w:val="18"/>
         </w:rPr>
-        <w:t xml:space="preserve"> 머문 전체 시간 대비, 특정 감정들이 얼마나 오래</w:t>
-      </w:r>
+        <w:t xml:space="preserve"> </w:t>
+      </w:r>
+      <w:proofErr w:type="spellStart"/>
       <w:r>
         <w:rPr>
           <w:rFonts w:hint="eastAsia"/>
           <w:sz w:val="18"/>
           <w:szCs w:val="18"/>
         </w:rPr>
+        <w:t>시점</w:t>
+      </w:r>
+      <w:r>
+        <w:rPr>
+          <w:sz w:val="18"/>
+          <w:szCs w:val="18"/>
+        </w:rPr>
+        <w:t>뿐만</w:t>
+      </w:r>
+      <w:proofErr w:type="spellEnd"/>
+      <w:r>
+        <w:rPr>
+          <w:sz w:val="18"/>
+          <w:szCs w:val="18"/>
+        </w:rPr>
+        <w:t xml:space="preserve"> 아니라 게임 플레이 도중에도 플레이어의 감정 데이터에 따라 몬스터의 </w:t>
+      </w:r>
+      <w:proofErr w:type="spellStart"/>
+      <w:r>
+        <w:rPr>
+          <w:sz w:val="18"/>
+          <w:szCs w:val="18"/>
+        </w:rPr>
+        <w:t>스폰</w:t>
+      </w:r>
+      <w:proofErr w:type="spellEnd"/>
+      <w:r>
+        <w:rPr>
+          <w:sz w:val="18"/>
+          <w:szCs w:val="18"/>
+        </w:rPr>
+        <w:t xml:space="preserve"> 수를 조절하거나 특정 사운드를 재생하는 등의 이벤트를 실시간으로 발생시킨다. 이러한 실시간 이벤트는 반복적인 게임 플레이 속 고정된 패턴을 타파하고 능동적으로 변화하는 게임 환경을 조성하여 플레이어에게 다</w:t>
+      </w:r>
+      <w:r>
+        <w:rPr>
+          <w:rFonts w:hint="eastAsia"/>
+          <w:sz w:val="18"/>
+          <w:szCs w:val="18"/>
+        </w:rPr>
         <w:t xml:space="preserve"> </w:t>
       </w:r>
-      <w:r>
-        <w:rPr>
-          <w:sz w:val="18"/>
-          <w:szCs w:val="18"/>
-        </w:rPr>
-        <w:t xml:space="preserve">지속되었는지를 </w:t>
-      </w:r>
-      <w:r>
-        <w:rPr>
-          <w:rFonts w:hint="eastAsia"/>
-          <w:sz w:val="18"/>
-          <w:szCs w:val="18"/>
-        </w:rPr>
-        <w:t>정량화</w:t>
-      </w:r>
-      <w:r>
-        <w:rPr>
-          <w:rFonts w:hint="eastAsia"/>
-          <w:sz w:val="18"/>
-          <w:szCs w:val="18"/>
-        </w:rPr>
-        <w:t xml:space="preserve"> </w:t>
-      </w:r>
-      <w:r>
-        <w:rPr>
-          <w:rFonts w:hint="eastAsia"/>
-          <w:sz w:val="18"/>
-          <w:szCs w:val="18"/>
-        </w:rPr>
-        <w:t>하여</w:t>
-      </w:r>
-      <w:r>
-        <w:rPr>
-          <w:sz w:val="18"/>
-          <w:szCs w:val="18"/>
-        </w:rPr>
-        <w:t xml:space="preserve"> 다음 </w:t>
-      </w:r>
       <w:proofErr w:type="spellStart"/>
       <w:r>
         <w:rPr>
           <w:sz w:val="18"/>
           <w:szCs w:val="18"/>
         </w:rPr>
-        <w:t>맵을</w:t>
-      </w:r>
-      <w:proofErr w:type="spellEnd"/>
-      <w:r>
-        <w:rPr>
-          <w:sz w:val="18"/>
-          <w:szCs w:val="18"/>
-        </w:rPr>
-        <w:t xml:space="preserve"> 생성하는데 사용한다.</w:t>
-      </w:r>
-    </w:p>
-    <w:p>
-      <w:pPr>
-        <w:tabs>
-          <w:tab w:val="left" w:pos="3600"/>
-        </w:tabs>
-        <w:spacing w:after="0"/>
-        <w:rPr>
-          <w:sz w:val="18"/>
-          <w:szCs w:val="18"/>
-        </w:rPr>
-      </w:pPr>
-      <w:r>
-        <w:rPr>
-          <w:sz w:val="18"/>
-          <w:szCs w:val="18"/>
-        </w:rPr>
-        <w:t xml:space="preserve"> 산출된 난이도 조절 점수에 따라 14 종의 맵 모듈은 절차적 생성 기법을 통해 생성되어 새로운 환경을 제공한다. 각 맵 모듈은 자신의 최소 및 최대 생성 개수와 확률, 그리고 연결 통로인 문의 생성 제약 조건(최소 및 최대 생성 개수, 층별 필수 개수)을 파라미터로 갖는다. 이러한 모듈 단위의 생성 규칙과 특정 방 간의 연결을 제어함으로써, 복잡한 미로 구조의 </w:t>
-      </w:r>
-      <w:proofErr w:type="spellStart"/>
-      <w:r>
-        <w:rPr>
-          <w:sz w:val="18"/>
-          <w:szCs w:val="18"/>
-        </w:rPr>
-        <w:t>맵을</w:t>
-      </w:r>
-      <w:proofErr w:type="spellEnd"/>
-      <w:r>
-        <w:rPr>
-          <w:sz w:val="18"/>
-          <w:szCs w:val="18"/>
-        </w:rPr>
-        <w:t xml:space="preserve"> 절차적으로 구축한다.</w:t>
-      </w:r>
-    </w:p>
-    <w:p>
-      <w:pPr>
-        <w:tabs>
-          <w:tab w:val="left" w:pos="3600"/>
-        </w:tabs>
-        <w:spacing w:after="0"/>
-        <w:rPr>
-          <w:sz w:val="18"/>
-          <w:szCs w:val="18"/>
-        </w:rPr>
-      </w:pPr>
-      <w:r>
-        <w:rPr>
-          <w:sz w:val="18"/>
-          <w:szCs w:val="18"/>
-        </w:rPr>
-        <w:t xml:space="preserve"> 다음 </w:t>
-      </w:r>
-      <w:proofErr w:type="spellStart"/>
-      <w:r>
-        <w:rPr>
-          <w:sz w:val="18"/>
-          <w:szCs w:val="18"/>
-        </w:rPr>
-        <w:t>맵의</w:t>
-      </w:r>
-      <w:proofErr w:type="spellEnd"/>
-      <w:r>
-        <w:rPr>
-          <w:sz w:val="18"/>
-          <w:szCs w:val="18"/>
-        </w:rPr>
-        <w:t xml:space="preserve"> </w:t>
-      </w:r>
-      <w:proofErr w:type="spellStart"/>
-      <w:r>
-        <w:rPr>
-          <w:rFonts w:hint="eastAsia"/>
-          <w:sz w:val="18"/>
-          <w:szCs w:val="18"/>
-        </w:rPr>
-        <w:t>시점</w:t>
-      </w:r>
-      <w:r>
-        <w:rPr>
-          <w:sz w:val="18"/>
-          <w:szCs w:val="18"/>
-        </w:rPr>
-        <w:t>뿐만</w:t>
-      </w:r>
-      <w:proofErr w:type="spellEnd"/>
-      <w:r>
-        <w:rPr>
-          <w:sz w:val="18"/>
-          <w:szCs w:val="18"/>
-        </w:rPr>
-        <w:t xml:space="preserve"> 아니라 게임 플레이 도중에도 플레이어의 감정 데이터에 따라 몬스터의 </w:t>
-      </w:r>
-      <w:proofErr w:type="spellStart"/>
-      <w:r>
-        <w:rPr>
-          <w:sz w:val="18"/>
-          <w:szCs w:val="18"/>
-        </w:rPr>
-        <w:t>스폰</w:t>
-      </w:r>
-      <w:proofErr w:type="spellEnd"/>
-      <w:r>
-        <w:rPr>
-          <w:sz w:val="18"/>
-          <w:szCs w:val="18"/>
-        </w:rPr>
-        <w:t xml:space="preserve"> 수를 조절하거나 특정 사운드를 재생하는 등의 이벤트를 실시간으로 발생시킨다. 이러한 실시간 이벤트는 반복적인 게임 플레이 속 고정된 패턴을 타파하고 능동적으로 변화하는 게임 환경을 조성하여 플레이어에게 </w:t>
-      </w:r>
-      <w:proofErr w:type="spellStart"/>
-      <w:r>
-        <w:rPr>
-          <w:sz w:val="18"/>
-          <w:szCs w:val="18"/>
-        </w:rPr>
-        <w:t>다회차</w:t>
+        <w:t>회차</w:t>
       </w:r>
       <w:proofErr w:type="spellEnd"/>
       <w:r>
@@ -2165,17 +2430,18 @@
           <w:tab w:val="left" w:pos="3600"/>
         </w:tabs>
         <w:spacing w:after="0"/>
-        <w:rPr>
-          <w:sz w:val="18"/>
-          <w:szCs w:val="18"/>
-        </w:rPr>
-      </w:pPr>
-      <w:r>
-        <w:rPr>
-          <w:sz w:val="18"/>
-          <w:szCs w:val="18"/>
-        </w:rPr>
-        <w:t xml:space="preserve"> 키보드와 마우스 등 물리적인 컨트롤에 더하여, </w:t>
+        <w:ind w:firstLineChars="100" w:firstLine="180"/>
+        <w:rPr>
+          <w:sz w:val="18"/>
+          <w:szCs w:val="18"/>
+        </w:rPr>
+      </w:pPr>
+      <w:r>
+        <w:rPr>
+          <w:sz w:val="18"/>
+          <w:szCs w:val="18"/>
+        </w:rPr>
+        <w:t xml:space="preserve">키보드와 마우스 등 물리적인 컨트롤에 더하여, </w:t>
       </w:r>
       <w:proofErr w:type="spellStart"/>
       <w:r>
@@ -2228,17 +2494,18 @@
           <w:tab w:val="left" w:pos="3600"/>
         </w:tabs>
         <w:spacing w:after="0"/>
-        <w:rPr>
-          <w:sz w:val="18"/>
-          <w:szCs w:val="18"/>
-        </w:rPr>
-      </w:pPr>
-      <w:r>
-        <w:rPr>
-          <w:sz w:val="18"/>
-          <w:szCs w:val="18"/>
-        </w:rPr>
-        <w:t xml:space="preserve"> 이러한 표정 기반 상호작용은 플레이어의 생존과 목표를 방해하는 몬스터와의 대치 상황에서 주로 나타난다. 플레이어는 몬스터와 조우하는 급박한 순간에 의도적으로 특정한 표정을 지어 위기를 모면하는 것이 가능하다. 이는 플레이어에게 새로운 심리적 압박과 각 상황에 따른 능동적인 대처의 재미를 제공할 수 있다. 이러한 </w:t>
+        <w:ind w:firstLineChars="100" w:firstLine="180"/>
+        <w:rPr>
+          <w:sz w:val="18"/>
+          <w:szCs w:val="18"/>
+        </w:rPr>
+      </w:pPr>
+      <w:r>
+        <w:rPr>
+          <w:sz w:val="18"/>
+          <w:szCs w:val="18"/>
+        </w:rPr>
+        <w:t>이러한 표정 기반 상호작용은 플레이어의 생존과 목표를 방해하는 몬스터와의 대치 상황에서 주로 나타난다. 플레이어는 몬스터와 조우하는 급박한 순간에 의도적으로 특정한 표정을 지</w:t>
       </w:r>
       <w:r>
         <w:rPr>
@@ -2246,7 +2513,7 @@
           <w:szCs w:val="18"/>
         </w:rPr>
         <w:lastRenderedPageBreak/>
-        <w:t xml:space="preserve">표정 </w:t>
+        <w:t xml:space="preserve">어 위기를 모면하는 것이 가능하다. 이는 플레이어에게 새로운 심리적 압박과 각 상황에 따른 능동적인 대처의 재미를 제공할 수 있다. 이러한 표정 </w:t>
       </w:r>
       <w:proofErr w:type="spellStart"/>
       <w:r>
@@ -2262,7 +2529,7 @@
           <w:sz w:val="18"/>
           <w:szCs w:val="18"/>
         </w:rPr>
-        <w:t xml:space="preserve"> 시스템적으로 구현하기 위해, 몬스터를 유한상태기계(Finite State Machine, FSM)으로 설계하였다. 즉, 추출된 감정 데이터를 구체적인 행동 패턴을 결정하는 상태 전이의 핵심 조건으로 사용한다.</w:t>
+        <w:t xml:space="preserve"> 시스템적으로 구현하기 위해, 몬스터를 유한상태기계(Finite State Machine, FSM)로 설계하였다. 즉, 추출된 감정 데이터를 구체적인 행동 패턴을 결정하는 상태 전이의 핵심 조건으로 사용한다.</w:t>
       </w:r>
     </w:p>
     <w:p>
@@ -2855,17 +3122,25 @@
           <w:tab w:val="left" w:pos="3600"/>
         </w:tabs>
         <w:spacing w:after="0"/>
-        <w:rPr>
-          <w:sz w:val="18"/>
-          <w:szCs w:val="18"/>
-        </w:rPr>
-      </w:pPr>
-      <w:r>
-        <w:rPr>
-          <w:sz w:val="18"/>
-          <w:szCs w:val="18"/>
-        </w:rPr>
-        <w:t> 서버는 절차적 맵 생성과 스테이지 전환을 담당하며, 생성된 환경 정보를 클라이언트에 동기화한다. 이를 통해 모든 플레이어가 동일한 게임 상태를 공유할 수 있도록 구성하였다.</w:t>
+        <w:ind w:firstLineChars="100" w:firstLine="180"/>
+        <w:rPr>
+          <w:sz w:val="18"/>
+          <w:szCs w:val="18"/>
+        </w:rPr>
+      </w:pPr>
+      <w:r>
+        <w:rPr>
+          <w:sz w:val="18"/>
+          <w:szCs w:val="18"/>
+        </w:rPr>
+        <w:t>서버는 절차적 맵 생성과 스테이지 전환을 담</w:t>
+      </w:r>
+      <w:r>
+        <w:rPr>
+          <w:sz w:val="18"/>
+          <w:szCs w:val="18"/>
+        </w:rPr>
+        <w:t>당하며, 생성된 환경 정보를 클라이언트에 동기화한다. 이를 통해 모든 플레이어가 동일한 게임 상태를 공유할 수 있도록 구성하였다.</w:t>
       </w:r>
     </w:p>
     <w:p>
@@ -3155,36 +3430,38 @@
           <w:tab w:val="left" w:pos="3600"/>
         </w:tabs>
         <w:spacing w:after="0"/>
-        <w:rPr>
-          <w:sz w:val="18"/>
-          <w:szCs w:val="18"/>
-        </w:rPr>
-      </w:pPr>
-      <w:r>
-        <w:rPr>
-          <w:sz w:val="18"/>
-          <w:szCs w:val="18"/>
-        </w:rPr>
-        <w:t> 또한 플레이어와 몬스터의 위치를 서버 기준으로 동기화하며, 이동 보간(Interpolation)을 적용하여 네트워크 지연 환경에서도 자연스러운 이동과 애니메이션을 제공한다.</w:t>
-      </w:r>
-    </w:p>
-    <w:p>
-      <w:pPr>
-        <w:tabs>
-          <w:tab w:val="left" w:pos="3600"/>
-        </w:tabs>
-        <w:spacing w:after="0"/>
-        <w:rPr>
-          <w:sz w:val="18"/>
-          <w:szCs w:val="18"/>
-        </w:rPr>
-      </w:pPr>
-      <w:r>
-        <w:rPr>
-          <w:sz w:val="18"/>
-          <w:szCs w:val="18"/>
-        </w:rPr>
-        <w:t> 전투 시스템은 클라이언트 입력 이후 서버에서 충돌 판정을 수행하는 구조로 구현되며, 서버가 최종 판정을 담당하여 데이터 일관성을 유지한다.</w:t>
+        <w:ind w:firstLineChars="100" w:firstLine="180"/>
+        <w:rPr>
+          <w:sz w:val="18"/>
+          <w:szCs w:val="18"/>
+        </w:rPr>
+      </w:pPr>
+      <w:r>
+        <w:rPr>
+          <w:sz w:val="18"/>
+          <w:szCs w:val="18"/>
+        </w:rPr>
+        <w:t>또한 플레이어와 몬스터의 위치를 서버 기준으로 동기화하며, 이동 보간(Interpolation)을 적용하여 네트워크 지연환경에서도 자연스러운 이동과 애니메이션을 제공한다.</w:t>
+      </w:r>
+    </w:p>
+    <w:p>
+      <w:pPr>
+        <w:tabs>
+          <w:tab w:val="left" w:pos="3600"/>
+        </w:tabs>
+        <w:spacing w:after="0"/>
+        <w:ind w:firstLineChars="100" w:firstLine="180"/>
+        <w:rPr>
+          <w:sz w:val="18"/>
+          <w:szCs w:val="18"/>
+        </w:rPr>
+      </w:pPr>
+      <w:r>
+        <w:rPr>
+          <w:sz w:val="18"/>
+          <w:szCs w:val="18"/>
+        </w:rPr>
+        <w:t>전투 시스템은 클라이언트 입력 이후 서버에서 충돌 판정을 수행하는 구조로 구현되며, 서버가 최종 판정을 담당하여 데이터 일관성을 유지한다.</w:t>
       </w:r>
     </w:p>
     <w:p>
@@ -3226,6 +3503,7 @@
           <w:tab w:val="left" w:pos="3600"/>
         </w:tabs>
         <w:spacing w:after="0"/>
+        <w:ind w:firstLineChars="100" w:firstLine="180"/>
         <w:rPr>
           <w:sz w:val="18"/>
           <w:szCs w:val="18"/>
@@ -3425,6 +3703,7 @@
                 <w:sz w:val="18"/>
                 <w:szCs w:val="18"/>
               </w:rPr>
+              <w:lastRenderedPageBreak/>
               <w:t>아이템 및 인벤토리 시스템</w:t>
             </w:r>
           </w:p>
@@ -3506,7 +3785,6 @@
                 <w:sz w:val="18"/>
                 <w:szCs w:val="18"/>
               </w:rPr>
-              <w:lastRenderedPageBreak/>
               <w:t>아이템 스캔 시스템</w:t>
             </w:r>
           </w:p>
@@ -3884,6 +4162,7 @@
           <w:tab w:val="left" w:pos="3600"/>
         </w:tabs>
         <w:spacing w:after="0"/>
+        <w:ind w:firstLineChars="100" w:firstLine="180"/>
         <w:rPr>
           <w:sz w:val="18"/>
           <w:szCs w:val="18"/>
@@ -3936,17 +4215,18 @@
           <w:tab w:val="left" w:pos="3600"/>
         </w:tabs>
         <w:spacing w:after="0"/>
-        <w:rPr>
-          <w:sz w:val="18"/>
-          <w:szCs w:val="18"/>
-        </w:rPr>
-      </w:pPr>
-      <w:r>
-        <w:rPr>
-          <w:sz w:val="18"/>
-          <w:szCs w:val="18"/>
-        </w:rPr>
-        <w:t> Select 모델 기반 네트워크 통신으로 Server에서는 싱글</w:t>
+        <w:ind w:firstLineChars="100" w:firstLine="180"/>
+        <w:rPr>
+          <w:sz w:val="18"/>
+          <w:szCs w:val="18"/>
+        </w:rPr>
+      </w:pPr>
+      <w:r>
+        <w:rPr>
+          <w:sz w:val="18"/>
+          <w:szCs w:val="18"/>
+        </w:rPr>
+        <w:t>Select 모델 기반 네트워크 통신으로 Server에서는 싱글</w:t>
       </w:r>
       <w:r>
         <w:rPr>
@@ -3985,17 +4265,18 @@
           <w:tab w:val="left" w:pos="3600"/>
         </w:tabs>
         <w:spacing w:after="0"/>
-        <w:rPr>
-          <w:sz w:val="18"/>
-          <w:szCs w:val="18"/>
-        </w:rPr>
-      </w:pPr>
-      <w:r>
-        <w:rPr>
-          <w:sz w:val="18"/>
-          <w:szCs w:val="18"/>
-        </w:rPr>
-        <w:t> 싱글</w:t>
+        <w:ind w:firstLineChars="100" w:firstLine="180"/>
+        <w:rPr>
+          <w:sz w:val="18"/>
+          <w:szCs w:val="18"/>
+        </w:rPr>
+      </w:pPr>
+      <w:r>
+        <w:rPr>
+          <w:sz w:val="18"/>
+          <w:szCs w:val="18"/>
+        </w:rPr>
+        <w:t>싱글</w:t>
       </w:r>
       <w:r>
         <w:rPr>
@@ -4063,17 +4344,18 @@
           <w:tab w:val="left" w:pos="3600"/>
         </w:tabs>
         <w:spacing w:after="0"/>
-        <w:rPr>
-          <w:sz w:val="18"/>
-          <w:szCs w:val="18"/>
-        </w:rPr>
-      </w:pPr>
-      <w:r>
-        <w:rPr>
-          <w:sz w:val="18"/>
-          <w:szCs w:val="18"/>
-        </w:rPr>
-        <w:t> 본 연구는 실제 게임 Lethal Company와 REPO를 참고하여 감정 기반 상호작용을 통해 몰입도 극대화를 지향하는 게임 설계를 시도하</w:t>
+        <w:ind w:firstLineChars="100" w:firstLine="180"/>
+        <w:rPr>
+          <w:sz w:val="18"/>
+          <w:szCs w:val="18"/>
+        </w:rPr>
+      </w:pPr>
+      <w:r>
+        <w:rPr>
+          <w:sz w:val="18"/>
+          <w:szCs w:val="18"/>
+        </w:rPr>
+        <w:t>본 연구는 실제 게임 Lethal Company와 REPO를 참고하여 감정 기반 상호작용을 통해 몰입도 극대화를 지향하는 게임 설계를 시도하</w:t>
       </w:r>
       <w:r>
         <w:rPr>
@@ -4097,17 +4379,25 @@
           <w:tab w:val="left" w:pos="3600"/>
         </w:tabs>
         <w:spacing w:after="0"/>
-        <w:rPr>
-          <w:sz w:val="18"/>
-          <w:szCs w:val="18"/>
-        </w:rPr>
-      </w:pPr>
-      <w:r>
-        <w:rPr>
-          <w:sz w:val="18"/>
-          <w:szCs w:val="18"/>
-        </w:rPr>
-        <w:t xml:space="preserve"> 다만 실제 플레이어 몰입도 향상에 대한 정량적 검증이 이루어지지 않았다는 한계가 </w:t>
+        <w:ind w:firstLineChars="100" w:firstLine="180"/>
+        <w:rPr>
+          <w:sz w:val="18"/>
+          <w:szCs w:val="18"/>
+        </w:rPr>
+      </w:pPr>
+      <w:r>
+        <w:rPr>
+          <w:sz w:val="18"/>
+          <w:szCs w:val="18"/>
+        </w:rPr>
+        <w:t>다만 실제 플레이어 몰입도 향상에 대한 정량</w:t>
+      </w:r>
+      <w:r>
+        <w:rPr>
+          <w:sz w:val="18"/>
+          <w:szCs w:val="18"/>
+        </w:rPr>
+        <w:t xml:space="preserve">적 검증이 이루어지지 않았다는 한계가 </w:t>
       </w:r>
       <w:r>
         <w:rPr>
@@ -4122,14 +4412,22 @@
           <w:sz w:val="18"/>
           <w:szCs w:val="18"/>
         </w:rPr>
-        <w:t>. 향후 사용자 실험을 통해 몰입도를 분석하고, 음성·맥박 등 다양한 생체 신호를 결합한 감정 인식으</w:t>
-      </w:r>
-      <w:r>
-        <w:rPr>
-          <w:sz w:val="18"/>
-          <w:szCs w:val="18"/>
-        </w:rPr>
-        <w:t>로 확장할 필요가 있으며, 이는 게임 산업에서 보다 정교한 사용자 맞춤형 경험 설계에 기여할 것으로 기대된다.</w:t>
+        <w:t xml:space="preserve">. 향후 사용자 실험을 통해 몰입도를 분석하고, 음성·맥박 등 다양한 생체 신호를 결합한 감정 인식으로 확장할 필요가 있으며, 이는 게임 산업에서 </w:t>
+      </w:r>
+      <w:r>
+        <w:rPr>
+          <w:rFonts w:hint="eastAsia"/>
+          <w:sz w:val="18"/>
+          <w:szCs w:val="18"/>
+        </w:rPr>
+        <w:t>더욱</w:t>
+      </w:r>
+      <w:r>
+        <w:rPr>
+          <w:sz w:val="18"/>
+          <w:szCs w:val="18"/>
+        </w:rPr>
+        <w:t xml:space="preserve"> 정교한 사용자 맞춤형 경험 설계에 기여할 것으로 기대된다.</w:t>
       </w:r>
     </w:p>
     <w:p>
@@ -4175,17 +4473,18 @@
           <w:tab w:val="left" w:pos="3600"/>
         </w:tabs>
         <w:spacing w:after="0"/>
-        <w:rPr>
-          <w:sz w:val="18"/>
-          <w:szCs w:val="18"/>
-        </w:rPr>
-      </w:pPr>
-      <w:r>
-        <w:rPr>
-          <w:sz w:val="18"/>
-          <w:szCs w:val="18"/>
-        </w:rPr>
-        <w:t xml:space="preserve"> 향후 연구에서는 동시 </w:t>
+        <w:ind w:firstLineChars="100" w:firstLine="180"/>
+        <w:rPr>
+          <w:sz w:val="18"/>
+          <w:szCs w:val="18"/>
+        </w:rPr>
+      </w:pPr>
+      <w:r>
+        <w:rPr>
+          <w:sz w:val="18"/>
+          <w:szCs w:val="18"/>
+        </w:rPr>
+        <w:t xml:space="preserve">향후 연구에서는 동시 </w:t>
       </w:r>
       <w:proofErr w:type="spellStart"/>
       <w:r>
@@ -4210,17 +4509,18 @@
           <w:tab w:val="left" w:pos="3600"/>
         </w:tabs>
         <w:spacing w:after="0"/>
-        <w:rPr>
-          <w:sz w:val="18"/>
-          <w:szCs w:val="18"/>
-        </w:rPr>
-      </w:pPr>
-      <w:r>
-        <w:rPr>
-          <w:sz w:val="18"/>
-          <w:szCs w:val="18"/>
-        </w:rPr>
-        <w:t> 현재는 Select 기반 싱글 스레드 네트워크 구조인데, 동시 접속 600명 환경에는 한계가 존재한다. 따라서 향후 통신 Protocol을 IOCP로 변경하고, 멀티</w:t>
+        <w:ind w:firstLineChars="100" w:firstLine="180"/>
+        <w:rPr>
+          <w:sz w:val="18"/>
+          <w:szCs w:val="18"/>
+        </w:rPr>
+      </w:pPr>
+      <w:r>
+        <w:rPr>
+          <w:sz w:val="18"/>
+          <w:szCs w:val="18"/>
+        </w:rPr>
+        <w:t>현재는 Select 기반 싱글 스레드 네트워크 구조</w:t>
       </w:r>
       <w:r>
         <w:rPr>
@@ -4228,6 +4528,21 @@
           <w:sz w:val="18"/>
           <w:szCs w:val="18"/>
         </w:rPr>
+        <w:t>로</w:t>
+      </w:r>
+      <w:r>
+        <w:rPr>
+          <w:sz w:val="18"/>
+          <w:szCs w:val="18"/>
+        </w:rPr>
+        <w:t>, 동시 접속 600명 환경에는 한계가 존재한다. 따라서 향후 통신 Protocol을 IOCP로 변경하고, 멀티</w:t>
+      </w:r>
+      <w:r>
+        <w:rPr>
+          <w:rFonts w:hint="eastAsia"/>
+          <w:sz w:val="18"/>
+          <w:szCs w:val="18"/>
+        </w:rPr>
         <w:t xml:space="preserve"> 스</w:t>
       </w:r>
       <w:r>
@@ -4244,17 +4559,18 @@
           <w:tab w:val="left" w:pos="3600"/>
         </w:tabs>
         <w:spacing w:after="0"/>
-        <w:rPr>
-          <w:sz w:val="18"/>
-          <w:szCs w:val="18"/>
-        </w:rPr>
-      </w:pPr>
-      <w:r>
-        <w:rPr>
-          <w:sz w:val="18"/>
-          <w:szCs w:val="18"/>
-        </w:rPr>
-        <w:t> 또한 현재 기획된 몬스터 시스템을 실제 게임 플레이에 적용하고, 다양한 감정 조건을 활용한 AI 행동 패턴을 추가하여 보다 정교한 감정 기반 상호작용 시스템으로 발전시킬 예정이다.</w:t>
+        <w:ind w:firstLineChars="100" w:firstLine="180"/>
+        <w:rPr>
+          <w:sz w:val="18"/>
+          <w:szCs w:val="18"/>
+        </w:rPr>
+      </w:pPr>
+      <w:r>
+        <w:rPr>
+          <w:sz w:val="18"/>
+          <w:szCs w:val="18"/>
+        </w:rPr>
+        <w:t>또한 현재 기획된 몬스터 시스템을 실제 게임 플레이에 적용하고, 다양한 감정 조건을 활용한 AI 행동 패턴을 추가하여 보다 정교한 감정 기반 상호작용 시스템으로 발전시킬 예정이다.</w:t>
       </w:r>
     </w:p>
     <w:p>
